--- a/examples/Turkcell-Tercih-Edilen-Kaynak-Butonu-IT-Talep.docx
+++ b/examples/Turkcell-Tercih-Edilen-Kaynak-Butonu-IT-Talep.docx
@@ -57,7 +57,7 @@
           <w:color w:val="1A1A1A"/>
           <w:sz w:val="22"/>
         </w:rPr>
-        <w:t>Turkcell Blog yazı şablonuna, Google'ın tercih edilen kaynak butonunu taşıyan markaya özel bir kart eklenmesi istenmektedir. Okuyucu bu kart üzerinden Turkcell Blog'u kendi arama tercihlerine ekleyebilmekte, sonraki aramalarında markanın içerikleri tercih edilen kaynak işaretiyle öne çıkmaktadır.</w:t>
+        <w:t>Turkcell Blog yazı şablonuna, Google'ın tercihler ekranına giden bir buton taşıyan markaya özel bir kart eklenmesi istenmektedir. Okuyucu bu buton üzerinden Turkcell Blog'u kendi arama tercihlerine ekleyebilmekte, sonraki aramalarında markanın içerikleri tercih edilen kaynak işaretiyle öne çıkmaktadır.</w:t>
       </w:r>
     </w:p>
     <w:p>
@@ -118,7 +118,7 @@
           <w:color w:val="1A1A1A"/>
           <w:sz w:val="22"/>
         </w:rPr>
-        <w:t>Google'ın resmî buton script'ini sayfa başına yalnız bir kez yüklemek.</w:t>
+        <w:t>Butonu Google'ın tercihler ekranına bağlamak ve yeni sekmede açmak.</w:t>
       </w:r>
     </w:p>
     <w:p>
@@ -152,24 +152,7 @@
           <w:color w:val="1A1A1A"/>
           <w:sz w:val="22"/>
         </w:rPr>
-        <w:t>Kart görüntülenmesini dataLayer üzerinden ölçülebilir hale getirmek.</w:t>
-      </w:r>
-    </w:p>
-    <w:p>
-      <w:pPr>
-        <w:pStyle w:val="ListBullet"/>
-        <w:spacing w:after="40"/>
-        <w:ind w:left="360"/>
-      </w:pPr>
-      <w:r>
-        <w:rPr>
-          <w:rFonts w:ascii="Outfit" w:hAnsi="Outfit" w:eastAsia="Outfit"/>
-          <w:b w:val="0"/>
-          <w:i w:val="0"/>
-          <w:color w:val="1A1A1A"/>
-          <w:sz w:val="22"/>
-        </w:rPr>
-        <w:t>Butonun mesaj kanalından tıklama sinyali gelip gelmediğini test ortamında doğrulamak.</w:t>
+        <w:t>Buton tıklamasını dataLayer üzerinden GA4'e yazmak.</w:t>
       </w:r>
     </w:p>
     <w:p>
@@ -583,7 +566,7 @@
           <w:color w:val="10332F"/>
           <w:sz w:val="24"/>
         </w:rPr>
-        <w:t>1. Buton script'inin blog şablonuna eklenmesi</w:t>
+        <w:t>1. Buton bağlantısının kurulması</w:t>
       </w:r>
     </w:p>
     <w:p>
@@ -605,7 +588,7 @@
           <w:color w:val="1A1A1A"/>
           <w:sz w:val="22"/>
         </w:rPr>
-        <w:t xml:space="preserve"> Blog şablonunda Google tercih edilen kaynak script'i yüklenmemektedir.</w:t>
+        <w:t xml:space="preserve"> Blog şablonunda tercih edilen kaynak bağlantısı bulunmamaktadır.</w:t>
       </w:r>
     </w:p>
     <w:p>
@@ -634,7 +617,7 @@
           <w:color w:val="1A1A1A"/>
           <w:sz w:val="22"/>
         </w:rPr>
-        <w:t>Script blog yazı şablonuna, gövde sonuna yakın bir konuma eklenmelidir.</w:t>
+        <w:t>Buton, Google'ın tercihler ekranına giden bir bağlantı olmalıdır. Alan adı q parametresiyle verilir.</w:t>
       </w:r>
     </w:p>
     <w:p>
@@ -651,7 +634,7 @@
           <w:color w:val="1A1A1A"/>
           <w:sz w:val="22"/>
         </w:rPr>
-        <w:t>Script sayfa başına yalnız bir kez yüklenmelidir; kart parçası birden çok kez basılsa dahi script tekrarlanmamalıdır.</w:t>
+        <w:t>Yalnız domain yazılmalıdır; alt dizin (turkcell.com.tr/blog) kabul edilmemektedir.</w:t>
       </w:r>
     </w:p>
     <w:p>
@@ -668,7 +651,24 @@
           <w:color w:val="1A1A1A"/>
           <w:sz w:val="22"/>
         </w:rPr>
-        <w:t>async niteliği korunmalıdır.</w:t>
+        <w:t>Bağlantı yeni sekmede açılmalı, rel değeri noopener noreferrer olmalıdır. Okuyucu yazıdan ayrılmaz.</w:t>
+      </w:r>
+    </w:p>
+    <w:p>
+      <w:pPr>
+        <w:pStyle w:val="ListBullet"/>
+        <w:spacing w:after="40"/>
+        <w:ind w:left="360"/>
+      </w:pPr>
+      <w:r>
+        <w:rPr>
+          <w:rFonts w:ascii="Outfit" w:hAnsi="Outfit" w:eastAsia="Outfit"/>
+          <w:b w:val="0"/>
+          <w:i w:val="0"/>
+          <w:color w:val="1A1A1A"/>
+          <w:sz w:val="22"/>
+        </w:rPr>
+        <w:t>Dış script yüklenmemektedir; buton tamamen kendi işaretlememizdir.</w:t>
       </w:r>
     </w:p>
     <w:p>
@@ -698,7 +698,49 @@
           <w:color w:val="1A1A1A"/>
           <w:sz w:val="19"/>
         </w:rPr>
-        <w:t>&lt;script async src="https://news.google.com/swg/js/v1/publisher.js"&gt;&lt;/script&gt;</w:t>
+        <w:t>&lt;a href="https://www.google.com/preferences/source?q=turkcell.com.tr"</w:t>
+      </w:r>
+    </w:p>
+    <w:p>
+      <w:pPr>
+        <w:spacing w:after="0" w:line="240" w:lineRule="auto"/>
+        <w:ind w:left="360"/>
+      </w:pPr>
+      <w:r>
+        <w:rPr>
+          <w:rFonts w:ascii="Consolas" w:hAnsi="Consolas" w:eastAsia="Consolas"/>
+          <w:color w:val="1A1A1A"/>
+          <w:sz w:val="19"/>
+        </w:rPr>
+        <w:t xml:space="preserve">   target="_blank" rel="noopener noreferrer"&gt;</w:t>
+      </w:r>
+    </w:p>
+    <w:p>
+      <w:pPr>
+        <w:spacing w:after="0" w:line="240" w:lineRule="auto"/>
+        <w:ind w:left="360"/>
+      </w:pPr>
+      <w:r>
+        <w:rPr>
+          <w:rFonts w:ascii="Consolas" w:hAnsi="Consolas" w:eastAsia="Consolas"/>
+          <w:color w:val="1A1A1A"/>
+          <w:sz w:val="19"/>
+        </w:rPr>
+        <w:t xml:space="preserve">  Tercih edilen kaynak olarak ekle</w:t>
+      </w:r>
+    </w:p>
+    <w:p>
+      <w:pPr>
+        <w:spacing w:after="0" w:line="240" w:lineRule="auto"/>
+        <w:ind w:left="360"/>
+      </w:pPr>
+      <w:r>
+        <w:rPr>
+          <w:rFonts w:ascii="Consolas" w:hAnsi="Consolas" w:eastAsia="Consolas"/>
+          <w:color w:val="1A1A1A"/>
+          <w:sz w:val="19"/>
+        </w:rPr>
+        <w:t>&lt;/a&gt;</w:t>
       </w:r>
     </w:p>
     <w:p>
@@ -815,7 +857,7 @@
           <w:color w:val="1A1A1A"/>
           <w:sz w:val="22"/>
         </w:rPr>
-        <w:t>Buton öğesine data-lang="tr" verilmelidir; dil bu değerle sabitlenir.</w:t>
+        <w:t>Buton metni Türkçe olarak sabit verilmelidir.</w:t>
       </w:r>
     </w:p>
     <w:p>
@@ -1041,7 +1083,49 @@
           <w:color w:val="1A1A1A"/>
           <w:sz w:val="19"/>
         </w:rPr>
-        <w:t xml:space="preserve">    &lt;div google-add-preferred-source-btn data-theme="light" data-lang="tr"&gt;&lt;/div&gt;</w:t>
+        <w:t xml:space="preserve">    &lt;a class="tcps__btn" target="_blank" rel="noopener noreferrer"</w:t>
+      </w:r>
+    </w:p>
+    <w:p>
+      <w:pPr>
+        <w:spacing w:after="0" w:line="240" w:lineRule="auto"/>
+        <w:ind w:left="360"/>
+      </w:pPr>
+      <w:r>
+        <w:rPr>
+          <w:rFonts w:ascii="Consolas" w:hAnsi="Consolas" w:eastAsia="Consolas"/>
+          <w:color w:val="1A1A1A"/>
+          <w:sz w:val="19"/>
+        </w:rPr>
+        <w:t xml:space="preserve">       href="https://www.google.com/preferences/source?q=turkcell.com.tr"&gt;</w:t>
+      </w:r>
+    </w:p>
+    <w:p>
+      <w:pPr>
+        <w:spacing w:after="0" w:line="240" w:lineRule="auto"/>
+        <w:ind w:left="360"/>
+      </w:pPr>
+      <w:r>
+        <w:rPr>
+          <w:rFonts w:ascii="Consolas" w:hAnsi="Consolas" w:eastAsia="Consolas"/>
+          <w:color w:val="1A1A1A"/>
+          <w:sz w:val="19"/>
+        </w:rPr>
+        <w:t xml:space="preserve">      Tercih edilen kaynak olarak ekle</w:t>
+      </w:r>
+    </w:p>
+    <w:p>
+      <w:pPr>
+        <w:spacing w:after="0" w:line="240" w:lineRule="auto"/>
+        <w:ind w:left="360"/>
+      </w:pPr>
+      <w:r>
+        <w:rPr>
+          <w:rFonts w:ascii="Consolas" w:hAnsi="Consolas" w:eastAsia="Consolas"/>
+          <w:color w:val="1A1A1A"/>
+          <w:sz w:val="19"/>
+        </w:rPr>
+        <w:t xml:space="preserve">    &lt;/a&gt;</w:t>
       </w:r>
     </w:p>
     <w:p>
@@ -1162,7 +1246,7 @@
           <w:color w:val="1A1A1A"/>
           <w:sz w:val="22"/>
         </w:rPr>
-        <w:t xml:space="preserve"> İçerik kolonu 846 px genişliktedir. Google'ın butonu sayfaya iframe olarak yerleşmekte ve öntanımlı genişliği konteynere göre değişmektedir.</w:t>
+        <w:t xml:space="preserve"> İçerik kolonu 846 px genişliktedir. Kart bu kolonun içine, yazı akışının parçası olarak girmektedir.</w:t>
       </w:r>
     </w:p>
     <w:p>
@@ -1525,7 +1609,7 @@
           <w:color w:val="10332F"/>
           <w:sz w:val="24"/>
         </w:rPr>
-        <w:t>4. Kart görüntülenmesinin ölçülmesi</w:t>
+        <w:t>4. Tıklamanın ölçülmesi</w:t>
       </w:r>
     </w:p>
     <w:p>
@@ -1576,7 +1660,7 @@
           <w:color w:val="1A1A1A"/>
           <w:sz w:val="22"/>
         </w:rPr>
-        <w:t>Kart ekranda göründüğünde dataLayer'a preferred_source_view olayı yazılmalıdır.</w:t>
+        <w:t>Butona tıklandığında dataLayer'a preferred_source_click olayı yazılmalıdır.</w:t>
       </w:r>
     </w:p>
     <w:p>
@@ -1593,7 +1677,7 @@
           <w:color w:val="1A1A1A"/>
           <w:sz w:val="22"/>
         </w:rPr>
-        <w:t>Olay sayfa başına bir kez yazılmalıdır.</w:t>
+        <w:t>Dinleyici kart sarmalayıcısına bağlanmalı, kartın boş alanına yapılan tıklamalar olay üretmemelidir.</w:t>
       </w:r>
     </w:p>
     <w:p>
@@ -1610,7 +1694,7 @@
           <w:color w:val="1A1A1A"/>
           <w:sz w:val="22"/>
         </w:rPr>
-        <w:t>Aynı script, Google'ın çerçevesinden gelen mesajları da dinleyip preferred_source_signal olayı yazmalıdır.</w:t>
+        <w:t>GTM tarafında Custom Event trigger ve GA4 Event tag tanımlanmalıdır. Parametreler: cta_id, cta_variant, page_path.</w:t>
       </w:r>
     </w:p>
     <w:p>
@@ -1627,7 +1711,7 @@
           <w:color w:val="1A1A1A"/>
           <w:sz w:val="22"/>
         </w:rPr>
-        <w:t>GTM tarafında iki olay için Custom Event trigger ve GA4 Event tag tanımlanmalıdır. Parametreler: cta_id, cta_variant, page_path, signal_cmd.</w:t>
+        <w:t>cta_variant GA4 yönetiminde custom dimension olarak tanımlanmalıdır; hangi ton ve yerleşimin çalıştığı böyle ayrışır.</w:t>
       </w:r>
     </w:p>
     <w:p>
@@ -1699,7 +1783,7 @@
           <w:color w:val="1A1A1A"/>
           <w:sz w:val="19"/>
         </w:rPr>
-        <w:t xml:space="preserve">  if(!el || el.dataset.psInit) return;</w:t>
+        <w:t xml:space="preserve">  if(!el || el.dataset.psBound) return;</w:t>
       </w:r>
     </w:p>
     <w:p>
@@ -1713,7 +1797,7 @@
           <w:color w:val="1A1A1A"/>
           <w:sz w:val="19"/>
         </w:rPr>
-        <w:t xml:space="preserve">  el.dataset.psInit = "1";</w:t>
+        <w:t xml:space="preserve">  el.dataset.psBound = "1";</w:t>
       </w:r>
     </w:p>
     <w:p>
@@ -1727,7 +1811,7 @@
           <w:color w:val="1A1A1A"/>
           <w:sz w:val="19"/>
         </w:rPr>
-        <w:t xml:space="preserve">  window.dataLayer = window.dataLayer || [];</w:t>
+        <w:t xml:space="preserve">  el.addEventListener("click", function(e){</w:t>
       </w:r>
     </w:p>
     <w:p>
@@ -1741,6 +1825,7 @@
           <w:color w:val="1A1A1A"/>
           <w:sz w:val="19"/>
         </w:rPr>
+        <w:t xml:space="preserve">    if(!e.target.closest("a")) return;</w:t>
       </w:r>
     </w:p>
     <w:p>
@@ -1754,258 +1839,7 @@
           <w:color w:val="1A1A1A"/>
           <w:sz w:val="19"/>
         </w:rPr>
-        <w:t xml:space="preserve">  if ("IntersectionObserver" in window) {</w:t>
-      </w:r>
-    </w:p>
-    <w:p>
-      <w:pPr>
-        <w:spacing w:after="0" w:line="240" w:lineRule="auto"/>
-        <w:ind w:left="360"/>
-      </w:pPr>
-      <w:r>
-        <w:rPr>
-          <w:rFonts w:ascii="Consolas" w:hAnsi="Consolas" w:eastAsia="Consolas"/>
-          <w:color w:val="1A1A1A"/>
-          <w:sz w:val="19"/>
-        </w:rPr>
-        <w:t xml:space="preserve">    new IntersectionObserver(function(girisler, gozlemci){</w:t>
-      </w:r>
-    </w:p>
-    <w:p>
-      <w:pPr>
-        <w:spacing w:after="0" w:line="240" w:lineRule="auto"/>
-        <w:ind w:left="360"/>
-      </w:pPr>
-      <w:r>
-        <w:rPr>
-          <w:rFonts w:ascii="Consolas" w:hAnsi="Consolas" w:eastAsia="Consolas"/>
-          <w:color w:val="1A1A1A"/>
-          <w:sz w:val="19"/>
-        </w:rPr>
-        <w:t xml:space="preserve">      girisler.forEach(function(g){</w:t>
-      </w:r>
-    </w:p>
-    <w:p>
-      <w:pPr>
-        <w:spacing w:after="0" w:line="240" w:lineRule="auto"/>
-        <w:ind w:left="360"/>
-      </w:pPr>
-      <w:r>
-        <w:rPr>
-          <w:rFonts w:ascii="Consolas" w:hAnsi="Consolas" w:eastAsia="Consolas"/>
-          <w:color w:val="1A1A1A"/>
-          <w:sz w:val="19"/>
-        </w:rPr>
-        <w:t xml:space="preserve">        if(!g.isIntersecting) return;</w:t>
-      </w:r>
-    </w:p>
-    <w:p>
-      <w:pPr>
-        <w:spacing w:after="0" w:line="240" w:lineRule="auto"/>
-        <w:ind w:left="360"/>
-      </w:pPr>
-      <w:r>
-        <w:rPr>
-          <w:rFonts w:ascii="Consolas" w:hAnsi="Consolas" w:eastAsia="Consolas"/>
-          <w:color w:val="1A1A1A"/>
-          <w:sz w:val="19"/>
-        </w:rPr>
-        <w:t xml:space="preserve">        gozlemci.disconnect();</w:t>
-      </w:r>
-    </w:p>
-    <w:p>
-      <w:pPr>
-        <w:spacing w:after="0" w:line="240" w:lineRule="auto"/>
-        <w:ind w:left="360"/>
-      </w:pPr>
-      <w:r>
-        <w:rPr>
-          <w:rFonts w:ascii="Consolas" w:hAnsi="Consolas" w:eastAsia="Consolas"/>
-          <w:color w:val="1A1A1A"/>
-          <w:sz w:val="19"/>
-        </w:rPr>
-        <w:t xml:space="preserve">        window.dataLayer.push({</w:t>
-      </w:r>
-    </w:p>
-    <w:p>
-      <w:pPr>
-        <w:spacing w:after="0" w:line="240" w:lineRule="auto"/>
-        <w:ind w:left="360"/>
-      </w:pPr>
-      <w:r>
-        <w:rPr>
-          <w:rFonts w:ascii="Consolas" w:hAnsi="Consolas" w:eastAsia="Consolas"/>
-          <w:color w:val="1A1A1A"/>
-          <w:sz w:val="19"/>
-        </w:rPr>
-        <w:t xml:space="preserve">          event: "preferred_source_view",</w:t>
-      </w:r>
-    </w:p>
-    <w:p>
-      <w:pPr>
-        <w:spacing w:after="0" w:line="240" w:lineRule="auto"/>
-        <w:ind w:left="360"/>
-      </w:pPr>
-      <w:r>
-        <w:rPr>
-          <w:rFonts w:ascii="Consolas" w:hAnsi="Consolas" w:eastAsia="Consolas"/>
-          <w:color w:val="1A1A1A"/>
-          <w:sz w:val="19"/>
-        </w:rPr>
-        <w:t xml:space="preserve">          cta_id: "preferred-source-button",</w:t>
-      </w:r>
-    </w:p>
-    <w:p>
-      <w:pPr>
-        <w:spacing w:after="0" w:line="240" w:lineRule="auto"/>
-        <w:ind w:left="360"/>
-      </w:pPr>
-      <w:r>
-        <w:rPr>
-          <w:rFonts w:ascii="Consolas" w:hAnsi="Consolas" w:eastAsia="Consolas"/>
-          <w:color w:val="1A1A1A"/>
-          <w:sz w:val="19"/>
-        </w:rPr>
-        <w:t xml:space="preserve">          cta_variant: "t1-p1-f1",</w:t>
-      </w:r>
-    </w:p>
-    <w:p>
-      <w:pPr>
-        <w:spacing w:after="0" w:line="240" w:lineRule="auto"/>
-        <w:ind w:left="360"/>
-      </w:pPr>
-      <w:r>
-        <w:rPr>
-          <w:rFonts w:ascii="Consolas" w:hAnsi="Consolas" w:eastAsia="Consolas"/>
-          <w:color w:val="1A1A1A"/>
-          <w:sz w:val="19"/>
-        </w:rPr>
-        <w:t xml:space="preserve">          page_path: location.pathname</w:t>
-      </w:r>
-    </w:p>
-    <w:p>
-      <w:pPr>
-        <w:spacing w:after="0" w:line="240" w:lineRule="auto"/>
-        <w:ind w:left="360"/>
-      </w:pPr>
-      <w:r>
-        <w:rPr>
-          <w:rFonts w:ascii="Consolas" w:hAnsi="Consolas" w:eastAsia="Consolas"/>
-          <w:color w:val="1A1A1A"/>
-          <w:sz w:val="19"/>
-        </w:rPr>
-        <w:t xml:space="preserve">        });</w:t>
-      </w:r>
-    </w:p>
-    <w:p>
-      <w:pPr>
-        <w:spacing w:after="0" w:line="240" w:lineRule="auto"/>
-        <w:ind w:left="360"/>
-      </w:pPr>
-      <w:r>
-        <w:rPr>
-          <w:rFonts w:ascii="Consolas" w:hAnsi="Consolas" w:eastAsia="Consolas"/>
-          <w:color w:val="1A1A1A"/>
-          <w:sz w:val="19"/>
-        </w:rPr>
-        <w:t xml:space="preserve">      });</w:t>
-      </w:r>
-    </w:p>
-    <w:p>
-      <w:pPr>
-        <w:spacing w:after="0" w:line="240" w:lineRule="auto"/>
-        <w:ind w:left="360"/>
-      </w:pPr>
-      <w:r>
-        <w:rPr>
-          <w:rFonts w:ascii="Consolas" w:hAnsi="Consolas" w:eastAsia="Consolas"/>
-          <w:color w:val="1A1A1A"/>
-          <w:sz w:val="19"/>
-        </w:rPr>
-        <w:t xml:space="preserve">    }, {threshold: 0.5}).observe(el);</w:t>
-      </w:r>
-    </w:p>
-    <w:p>
-      <w:pPr>
-        <w:spacing w:after="0" w:line="240" w:lineRule="auto"/>
-        <w:ind w:left="360"/>
-      </w:pPr>
-      <w:r>
-        <w:rPr>
-          <w:rFonts w:ascii="Consolas" w:hAnsi="Consolas" w:eastAsia="Consolas"/>
-          <w:color w:val="1A1A1A"/>
-          <w:sz w:val="19"/>
-        </w:rPr>
-        <w:t xml:space="preserve">  }</w:t>
-      </w:r>
-    </w:p>
-    <w:p>
-      <w:pPr>
-        <w:spacing w:after="0" w:line="240" w:lineRule="auto"/>
-        <w:ind w:left="360"/>
-      </w:pPr>
-      <w:r>
-        <w:rPr>
-          <w:rFonts w:ascii="Consolas" w:hAnsi="Consolas" w:eastAsia="Consolas"/>
-          <w:color w:val="1A1A1A"/>
-          <w:sz w:val="19"/>
-        </w:rPr>
-      </w:r>
-    </w:p>
-    <w:p>
-      <w:pPr>
-        <w:spacing w:after="0" w:line="240" w:lineRule="auto"/>
-        <w:ind w:left="360"/>
-      </w:pPr>
-      <w:r>
-        <w:rPr>
-          <w:rFonts w:ascii="Consolas" w:hAnsi="Consolas" w:eastAsia="Consolas"/>
-          <w:color w:val="1A1A1A"/>
-          <w:sz w:val="19"/>
-        </w:rPr>
-        <w:t xml:space="preserve">  window.addEventListener("message", function(e){</w:t>
-      </w:r>
-    </w:p>
-    <w:p>
-      <w:pPr>
-        <w:spacing w:after="0" w:line="240" w:lineRule="auto"/>
-        <w:ind w:left="360"/>
-      </w:pPr>
-      <w:r>
-        <w:rPr>
-          <w:rFonts w:ascii="Consolas" w:hAnsi="Consolas" w:eastAsia="Consolas"/>
-          <w:color w:val="1A1A1A"/>
-          <w:sz w:val="19"/>
-        </w:rPr>
-        <w:t xml:space="preserve">    if (e.origin !== "https://news.google.com") return;</w:t>
-      </w:r>
-    </w:p>
-    <w:p>
-      <w:pPr>
-        <w:spacing w:after="0" w:line="240" w:lineRule="auto"/>
-        <w:ind w:left="360"/>
-      </w:pPr>
-      <w:r>
-        <w:rPr>
-          <w:rFonts w:ascii="Consolas" w:hAnsi="Consolas" w:eastAsia="Consolas"/>
-          <w:color w:val="1A1A1A"/>
-          <w:sz w:val="19"/>
-        </w:rPr>
-        <w:t xml:space="preserve">    var d = e.data;</w:t>
-      </w:r>
-    </w:p>
-    <w:p>
-      <w:pPr>
-        <w:spacing w:after="0" w:line="240" w:lineRule="auto"/>
-        <w:ind w:left="360"/>
-      </w:pPr>
-      <w:r>
-        <w:rPr>
-          <w:rFonts w:ascii="Consolas" w:hAnsi="Consolas" w:eastAsia="Consolas"/>
-          <w:color w:val="1A1A1A"/>
-          <w:sz w:val="19"/>
-        </w:rPr>
-        <w:t xml:space="preserve">    if (!d || d.sentinel !== "__ACTIVITIES__") return;</w:t>
+        <w:t xml:space="preserve">    window.dataLayer = window.dataLayer || [];</w:t>
       </w:r>
     </w:p>
     <w:p>
@@ -2033,7 +1867,7 @@
           <w:color w:val="1A1A1A"/>
           <w:sz w:val="19"/>
         </w:rPr>
-        <w:t xml:space="preserve">      event: "preferred_source_signal",</w:t>
+        <w:t xml:space="preserve">      event: "preferred_source_click",</w:t>
       </w:r>
     </w:p>
     <w:p>
@@ -2075,34 +1909,6 @@
           <w:color w:val="1A1A1A"/>
           <w:sz w:val="19"/>
         </w:rPr>
-        <w:t xml:space="preserve">      signal_cmd: d.cmd || "",</w:t>
-      </w:r>
-    </w:p>
-    <w:p>
-      <w:pPr>
-        <w:spacing w:after="0" w:line="240" w:lineRule="auto"/>
-        <w:ind w:left="360"/>
-      </w:pPr>
-      <w:r>
-        <w:rPr>
-          <w:rFonts w:ascii="Consolas" w:hAnsi="Consolas" w:eastAsia="Consolas"/>
-          <w:color w:val="1A1A1A"/>
-          <w:sz w:val="19"/>
-        </w:rPr>
-        <w:t xml:space="preserve">      signal_payload: d.payload ? JSON.stringify(d.payload).slice(0, 300) : "",</w:t>
-      </w:r>
-    </w:p>
-    <w:p>
-      <w:pPr>
-        <w:spacing w:after="0" w:line="240" w:lineRule="auto"/>
-        <w:ind w:left="360"/>
-      </w:pPr>
-      <w:r>
-        <w:rPr>
-          <w:rFonts w:ascii="Consolas" w:hAnsi="Consolas" w:eastAsia="Consolas"/>
-          <w:color w:val="1A1A1A"/>
-          <w:sz w:val="19"/>
-        </w:rPr>
         <w:t xml:space="preserve">      page_path: location.pathname</w:t>
       </w:r>
     </w:p>
@@ -2131,7 +1937,7 @@
           <w:color w:val="1A1A1A"/>
           <w:sz w:val="19"/>
         </w:rPr>
-        <w:t xml:space="preserve">  }, false);</w:t>
+        <w:t xml:space="preserve">  }, {passive:true});</w:t>
       </w:r>
     </w:p>
     <w:p>
@@ -2174,141 +1980,7 @@
           <w:color w:val="10332F"/>
           <w:sz w:val="24"/>
         </w:rPr>
-        <w:t>5. Tıklama sinyalinin test ortamında doğrulanması</w:t>
-      </w:r>
-    </w:p>
-    <w:p>
-      <w:r>
-        <w:rPr>
-          <w:rFonts w:ascii="Outfit" w:hAnsi="Outfit" w:eastAsia="Outfit"/>
-          <w:b/>
-          <w:i w:val="0"/>
-          <w:color w:val="E85F36"/>
-          <w:sz w:val="22"/>
-        </w:rPr>
-        <w:t>Mevcut durum:</w:t>
-      </w:r>
-      <w:r>
-        <w:rPr>
-          <w:rFonts w:ascii="Outfit" w:hAnsi="Outfit" w:eastAsia="Outfit"/>
-          <w:b w:val="0"/>
-          <w:i w:val="0"/>
-          <w:color w:val="1A1A1A"/>
-          <w:sz w:val="22"/>
-        </w:rPr>
-        <w:t xml:space="preserve"> Google'ın butonu news.google.com alan adından gelen bir iframe içinde yerleşmektedir. Farklı alan adındaki bir çerçevenin içindeki tıklama ana dokümana ulaşmadığından, kart kimliğine bağlanan klasik tıklama kuralı bu butonda sonuç vermemektedir.</w:t>
-      </w:r>
-    </w:p>
-    <w:p>
-      <w:r>
-        <w:rPr>
-          <w:rFonts w:ascii="Outfit" w:hAnsi="Outfit" w:eastAsia="Outfit"/>
-          <w:b w:val="0"/>
-          <w:i w:val="0"/>
-          <w:color w:val="1A1A1A"/>
-          <w:sz w:val="22"/>
-        </w:rPr>
-        <w:t>Buna karşılık çerçeve ana sayfayla mesaj kanalı üzerinden haberleşmektedir; sayfa yüklenirken bu kanalda mesaj alışverişi ölçülmüştür. Butonun script'inde buton tıklaması ve ekleme sonucu için tanımlı olay adları bulunmaktadır.</w:t>
-      </w:r>
-    </w:p>
-    <w:p>
-      <w:r>
-        <w:rPr>
-          <w:rFonts w:ascii="Outfit" w:hAnsi="Outfit" w:eastAsia="Outfit"/>
-          <w:b/>
-          <w:i w:val="0"/>
-          <w:color w:val="E85F36"/>
-          <w:sz w:val="22"/>
-        </w:rPr>
-        <w:t>Talep edilen değişiklik:</w:t>
-      </w:r>
-    </w:p>
-    <w:p>
-      <w:pPr>
-        <w:pStyle w:val="ListBullet"/>
-        <w:spacing w:after="40"/>
-        <w:ind w:left="360"/>
-      </w:pPr>
-      <w:r>
-        <w:rPr>
-          <w:rFonts w:ascii="Outfit" w:hAnsi="Outfit" w:eastAsia="Outfit"/>
-          <w:b w:val="0"/>
-          <w:i w:val="0"/>
-          <w:color w:val="1A1A1A"/>
-          <w:sz w:val="22"/>
-        </w:rPr>
-        <w:t>Test ortamında 4. maddedeki script yüklüyken butona tıklanmalı, dataLayer'a preferred_source_signal olayı düşüp düşmediği kontrol edilmelidir.</w:t>
-      </w:r>
-    </w:p>
-    <w:p>
-      <w:pPr>
-        <w:pStyle w:val="ListBullet"/>
-        <w:spacing w:after="40"/>
-        <w:ind w:left="360"/>
-      </w:pPr>
-      <w:r>
-        <w:rPr>
-          <w:rFonts w:ascii="Outfit" w:hAnsi="Outfit" w:eastAsia="Outfit"/>
-          <w:b w:val="0"/>
-          <w:i w:val="0"/>
-          <w:color w:val="1A1A1A"/>
-          <w:sz w:val="22"/>
-        </w:rPr>
-        <w:t>Düşen olayların signal_cmd ve signal_payload değerleri kaydedilip iletilmelidir.</w:t>
-      </w:r>
-    </w:p>
-    <w:p>
-      <w:pPr>
-        <w:pStyle w:val="ListBullet"/>
-        <w:spacing w:after="40"/>
-        <w:ind w:left="360"/>
-      </w:pPr>
-      <w:r>
-        <w:rPr>
-          <w:rFonts w:ascii="Outfit" w:hAnsi="Outfit" w:eastAsia="Outfit"/>
-          <w:b w:val="0"/>
-          <w:i w:val="0"/>
-          <w:color w:val="1A1A1A"/>
-          <w:sz w:val="22"/>
-        </w:rPr>
-        <w:t>Tıklama ve ekleme sonucuna karşılık gelen bir desen bulunursa, GA4 tarafında ayrı olay adlarına eşlenmelidir.</w:t>
-      </w:r>
-    </w:p>
-    <w:p>
-      <w:r>
-        <w:rPr>
-          <w:rFonts w:ascii="Outfit" w:hAnsi="Outfit" w:eastAsia="Outfit"/>
-          <w:b/>
-          <w:i w:val="0"/>
-          <w:color w:val="E85F36"/>
-          <w:sz w:val="22"/>
-        </w:rPr>
-        <w:t>Dikkat edilmesi gerekenler:</w:t>
-      </w:r>
-      <w:r>
-        <w:rPr>
-          <w:rFonts w:ascii="Outfit" w:hAnsi="Outfit" w:eastAsia="Outfit"/>
-          <w:b w:val="0"/>
-          <w:i w:val="0"/>
-          <w:color w:val="1A1A1A"/>
-          <w:sz w:val="22"/>
-        </w:rPr>
-        <w:t xml:space="preserve"> Bu doğrulama tamamlanmadan tıklama sayısı raporlanmamalıdır.</w:t>
-      </w:r>
-    </w:p>
-    <w:p>
-      <w:pPr>
-        <w:pStyle w:val="Heading2"/>
-      </w:pPr>
-      <w:r>
-        <w:rPr>
-          <w:rFonts w:ascii="Outfit" w:hAnsi="Outfit" w:eastAsia="Outfit"/>
-          <w:b/>
-          <w:i w:val="0"/>
-          <w:color w:val="10332F"/>
-          <w:sz w:val="24"/>
-        </w:rPr>
-        <w:t>6. Erişilebilirlik ve sayfa kayması kontrolü</w:t>
+        <w:t>5. Erişilebilirlik ve kontrast kontrolü</w:t>
       </w:r>
     </w:p>
     <w:p>
@@ -2376,7 +2048,7 @@
           <w:color w:val="1A1A1A"/>
           <w:sz w:val="22"/>
         </w:rPr>
-        <w:t>Kart metniyle zemini arasındaki kontrast oranı en az 4.5:1 olmalıdır.</w:t>
+        <w:t>Kart metniyle zemini arasındaki kontrast oranı en az 4.5:1, buton ile kart arasındaki ayrışma en az 2:1 olmalıdır.</w:t>
       </w:r>
     </w:p>
     <w:p>
@@ -2393,7 +2065,7 @@
           <w:color w:val="1A1A1A"/>
           <w:sz w:val="22"/>
         </w:rPr>
-        <w:t>Buton çerçevesi yüklenirken sayfada kayma oluşmamalıdır; CLS değeri yayın öncesi ve sonrası karşılaştırılmalıdır.</w:t>
+        <w:t>Butonun dokunma alanı en az 44 px yükseklikte olmalıdır.</w:t>
       </w:r>
     </w:p>
     <w:p>
@@ -2437,7 +2109,7 @@
           <w:color w:val="1A1A1A"/>
           <w:sz w:val="22"/>
         </w:rPr>
-        <w:t>Ölçüm değerleri 28 Ağustos 2026 tarihli tek bir kesitten alınmıştır ve 1440 px genişlikte masaüstü görünümünü yansıtmaktadır. Kart görüntülenmesi net ölçülebilmekte, tıklama ise 5. maddedeki doğrulama tamamlanana kadar raporlanmamaktadır. Okuyucunun markayı tercih edilen kaynak olarak ekleyip eklemediği bilgisi Google tarafında kalmakta ve siteye dönmemektedir.</w:t>
+        <w:t>Ölçüm değerleri 28 Ağustos 2026 tarihli tek bir kesitten alınmıştır ve 1440 px genişlikte masaüstü görünümünü yansıtmaktadır. Buton tıklaması net ölçülebilmektedir. Okuyucunun Google ekranında onayı tamamlayıp tamamlamadığı bilgisi Google tarafında kalmakta ve siteye dönmemektedir; bu nedenle raporlamada tıklama sayısı paylaşılır, ekleme sayısı paylaşılmaz.</w:t>
       </w:r>
     </w:p>
     <w:p>

--- a/examples/Turkcell-Tercih-Edilen-Kaynak-Butonu-IT-Talep.docx
+++ b/examples/Turkcell-Tercih-Edilen-Kaynak-Butonu-IT-Talep.docx
@@ -152,7 +152,7 @@
           <w:color w:val="1A1A1A"/>
           <w:sz w:val="22"/>
         </w:rPr>
-        <w:t>Buton tıklamasını dataLayer üzerinden GA4'e yazmak.</w:t>
+        <w:t>Butonun GA4 tarafında kendiliğinden ölçülebilmesi için gereken kimliği vermek.</w:t>
       </w:r>
     </w:p>
     <w:p>
@@ -673,6 +673,23 @@
     </w:p>
     <w:p>
       <w:pPr>
+        <w:pStyle w:val="ListBullet"/>
+        <w:spacing w:after="40"/>
+        <w:ind w:left="360"/>
+      </w:pPr>
+      <w:r>
+        <w:rPr>
+          <w:rFonts w:ascii="Outfit" w:hAnsi="Outfit" w:eastAsia="Outfit"/>
+          <w:b w:val="0"/>
+          <w:i w:val="0"/>
+          <w:color w:val="1A1A1A"/>
+          <w:sz w:val="22"/>
+        </w:rPr>
+        <w:t>Bağlantıya id="preferred-source-link" verilmelidir; ölçüm bu kimlikle yapılır.</w:t>
+      </w:r>
+    </w:p>
+    <w:p>
+      <w:pPr>
         <w:spacing w:after="40"/>
         <w:ind w:left="360"/>
       </w:pPr>
@@ -698,7 +715,21 @@
           <w:color w:val="1A1A1A"/>
           <w:sz w:val="19"/>
         </w:rPr>
-        <w:t>&lt;a href="https://www.google.com/preferences/source?q=turkcell.com.tr"</w:t>
+        <w:t>&lt;a id="preferred-source-link"</w:t>
+      </w:r>
+    </w:p>
+    <w:p>
+      <w:pPr>
+        <w:spacing w:after="0" w:line="240" w:lineRule="auto"/>
+        <w:ind w:left="360"/>
+      </w:pPr>
+      <w:r>
+        <w:rPr>
+          <w:rFonts w:ascii="Consolas" w:hAnsi="Consolas" w:eastAsia="Consolas"/>
+          <w:color w:val="1A1A1A"/>
+          <w:sz w:val="19"/>
+        </w:rPr>
+        <w:t xml:space="preserve">   href="https://www.google.com/preferences/source?q=turkcell.com.tr"</w:t>
       </w:r>
     </w:p>
     <w:p>
@@ -1083,7 +1114,21 @@
           <w:color w:val="1A1A1A"/>
           <w:sz w:val="19"/>
         </w:rPr>
-        <w:t xml:space="preserve">    &lt;a class="tcps__btn" target="_blank" rel="noopener noreferrer"</w:t>
+        <w:t xml:space="preserve">    &lt;a class="tcps__btn" id="preferred-source-link"</w:t>
+      </w:r>
+    </w:p>
+    <w:p>
+      <w:pPr>
+        <w:spacing w:after="0" w:line="240" w:lineRule="auto"/>
+        <w:ind w:left="360"/>
+      </w:pPr>
+      <w:r>
+        <w:rPr>
+          <w:rFonts w:ascii="Consolas" w:hAnsi="Consolas" w:eastAsia="Consolas"/>
+          <w:color w:val="1A1A1A"/>
+          <w:sz w:val="19"/>
+        </w:rPr>
+        <w:t xml:space="preserve">       target="_blank" rel="noopener noreferrer"</w:t>
       </w:r>
     </w:p>
     <w:p>
@@ -1609,7 +1654,7 @@
           <w:color w:val="10332F"/>
           <w:sz w:val="24"/>
         </w:rPr>
-        <w:t>4. Tıklamanın ölçülmesi</w:t>
+        <w:t>4. Ölçüm (geliştirici tarafında iş gerektirmez)</w:t>
       </w:r>
     </w:p>
     <w:p>
@@ -1631,7 +1676,7 @@
           <w:color w:val="1A1A1A"/>
           <w:sz w:val="22"/>
         </w:rPr>
-        <w:t xml:space="preserve"> Kart için tanımlı bir ölçüm bulunmamaktadır.</w:t>
+        <w:t xml:space="preserve"> Buton alan adı dışına giden bir bağlantıdır. GA4'ün Gelişmiş Ölçüm özelliğindeki giden bağlantı tıklamaları varsayılan olarak açıktır ve bu tıklamayı kendiliğinden kaydeder.</w:t>
       </w:r>
     </w:p>
     <w:p>
@@ -1660,7 +1705,7 @@
           <w:color w:val="1A1A1A"/>
           <w:sz w:val="22"/>
         </w:rPr>
-        <w:t>Butona tıklandığında dataLayer'a preferred_source_click olayı yazılmalıdır.</w:t>
+        <w:t>Şablona ölçüm kodu eklenmesi gerekmemektedir; 1. maddedeki id yeterlidir.</w:t>
       </w:r>
     </w:p>
     <w:p>
@@ -1677,7 +1722,7 @@
           <w:color w:val="1A1A1A"/>
           <w:sz w:val="22"/>
         </w:rPr>
-        <w:t>Dinleyici kart sarmalayıcısına bağlanmalı, kartın boş alanına yapılan tıklamalar olay üretmemelidir.</w:t>
+        <w:t>GA4 yönetiminde ilgili veri akışında Gelişmiş Ölçüm altındaki giden bağlantı tıklamaları ayarının açık olduğu doğrulanmalıdır.</w:t>
       </w:r>
     </w:p>
     <w:p>
@@ -1694,15 +1739,20 @@
           <w:color w:val="1A1A1A"/>
           <w:sz w:val="22"/>
         </w:rPr>
-        <w:t>GTM tarafında Custom Event trigger ve GA4 Event tag tanımlanmalıdır. Parametreler: cta_id, cta_variant, page_path.</w:t>
+        <w:t>Raporlama, olay adı click ve Link ID değeri preferred-source-link filtresiyle yapılır.</w:t>
       </w:r>
     </w:p>
     <w:p>
-      <w:pPr>
-        <w:pStyle w:val="ListBullet"/>
-        <w:spacing w:after="40"/>
-        <w:ind w:left="360"/>
-      </w:pPr>
+      <w:r>
+        <w:rPr>
+          <w:rFonts w:ascii="Outfit" w:hAnsi="Outfit" w:eastAsia="Outfit"/>
+          <w:b/>
+          <w:i w:val="0"/>
+          <w:color w:val="E85F36"/>
+          <w:sz w:val="22"/>
+        </w:rPr>
+        <w:t>Dikkat edilmesi gerekenler:</w:t>
+      </w:r>
       <w:r>
         <w:rPr>
           <w:rFonts w:ascii="Outfit" w:hAnsi="Outfit" w:eastAsia="Outfit"/>
@@ -1711,261 +1761,7 @@
           <w:color w:val="1A1A1A"/>
           <w:sz w:val="22"/>
         </w:rPr>
-        <w:t>cta_variant GA4 yönetiminde custom dimension olarak tanımlanmalıdır; hangi ton ve yerleşimin çalıştığı böyle ayrışır.</w:t>
-      </w:r>
-    </w:p>
-    <w:p>
-      <w:pPr>
-        <w:spacing w:after="40"/>
-        <w:ind w:left="360"/>
-      </w:pPr>
-      <w:r>
-        <w:rPr>
-          <w:rFonts w:ascii="Outfit" w:hAnsi="Outfit" w:eastAsia="Outfit"/>
-          <w:b/>
-          <w:i w:val="0"/>
-          <w:color w:val="E85F36"/>
-          <w:sz w:val="22"/>
-        </w:rPr>
-        <w:t>Örnek:</w:t>
-      </w:r>
-    </w:p>
-    <w:p>
-      <w:pPr>
-        <w:spacing w:after="0" w:line="240" w:lineRule="auto"/>
-        <w:ind w:left="360"/>
-      </w:pPr>
-      <w:r>
-        <w:rPr>
-          <w:rFonts w:ascii="Consolas" w:hAnsi="Consolas" w:eastAsia="Consolas"/>
-          <w:color w:val="1A1A1A"/>
-          <w:sz w:val="19"/>
-        </w:rPr>
-        <w:t>&lt;script&gt;</w:t>
-      </w:r>
-    </w:p>
-    <w:p>
-      <w:pPr>
-        <w:spacing w:after="0" w:line="240" w:lineRule="auto"/>
-        <w:ind w:left="360"/>
-      </w:pPr>
-      <w:r>
-        <w:rPr>
-          <w:rFonts w:ascii="Consolas" w:hAnsi="Consolas" w:eastAsia="Consolas"/>
-          <w:color w:val="1A1A1A"/>
-          <w:sz w:val="19"/>
-        </w:rPr>
-        <w:t>(function(){</w:t>
-      </w:r>
-    </w:p>
-    <w:p>
-      <w:pPr>
-        <w:spacing w:after="0" w:line="240" w:lineRule="auto"/>
-        <w:ind w:left="360"/>
-      </w:pPr>
-      <w:r>
-        <w:rPr>
-          <w:rFonts w:ascii="Consolas" w:hAnsi="Consolas" w:eastAsia="Consolas"/>
-          <w:color w:val="1A1A1A"/>
-          <w:sz w:val="19"/>
-        </w:rPr>
-        <w:t xml:space="preserve">  var el = document.getElementById("preferred-source-button");</w:t>
-      </w:r>
-    </w:p>
-    <w:p>
-      <w:pPr>
-        <w:spacing w:after="0" w:line="240" w:lineRule="auto"/>
-        <w:ind w:left="360"/>
-      </w:pPr>
-      <w:r>
-        <w:rPr>
-          <w:rFonts w:ascii="Consolas" w:hAnsi="Consolas" w:eastAsia="Consolas"/>
-          <w:color w:val="1A1A1A"/>
-          <w:sz w:val="19"/>
-        </w:rPr>
-        <w:t xml:space="preserve">  if(!el || el.dataset.psBound) return;</w:t>
-      </w:r>
-    </w:p>
-    <w:p>
-      <w:pPr>
-        <w:spacing w:after="0" w:line="240" w:lineRule="auto"/>
-        <w:ind w:left="360"/>
-      </w:pPr>
-      <w:r>
-        <w:rPr>
-          <w:rFonts w:ascii="Consolas" w:hAnsi="Consolas" w:eastAsia="Consolas"/>
-          <w:color w:val="1A1A1A"/>
-          <w:sz w:val="19"/>
-        </w:rPr>
-        <w:t xml:space="preserve">  el.dataset.psBound = "1";</w:t>
-      </w:r>
-    </w:p>
-    <w:p>
-      <w:pPr>
-        <w:spacing w:after="0" w:line="240" w:lineRule="auto"/>
-        <w:ind w:left="360"/>
-      </w:pPr>
-      <w:r>
-        <w:rPr>
-          <w:rFonts w:ascii="Consolas" w:hAnsi="Consolas" w:eastAsia="Consolas"/>
-          <w:color w:val="1A1A1A"/>
-          <w:sz w:val="19"/>
-        </w:rPr>
-        <w:t xml:space="preserve">  el.addEventListener("click", function(e){</w:t>
-      </w:r>
-    </w:p>
-    <w:p>
-      <w:pPr>
-        <w:spacing w:after="0" w:line="240" w:lineRule="auto"/>
-        <w:ind w:left="360"/>
-      </w:pPr>
-      <w:r>
-        <w:rPr>
-          <w:rFonts w:ascii="Consolas" w:hAnsi="Consolas" w:eastAsia="Consolas"/>
-          <w:color w:val="1A1A1A"/>
-          <w:sz w:val="19"/>
-        </w:rPr>
-        <w:t xml:space="preserve">    if(!e.target.closest("a")) return;</w:t>
-      </w:r>
-    </w:p>
-    <w:p>
-      <w:pPr>
-        <w:spacing w:after="0" w:line="240" w:lineRule="auto"/>
-        <w:ind w:left="360"/>
-      </w:pPr>
-      <w:r>
-        <w:rPr>
-          <w:rFonts w:ascii="Consolas" w:hAnsi="Consolas" w:eastAsia="Consolas"/>
-          <w:color w:val="1A1A1A"/>
-          <w:sz w:val="19"/>
-        </w:rPr>
-        <w:t xml:space="preserve">    window.dataLayer = window.dataLayer || [];</w:t>
-      </w:r>
-    </w:p>
-    <w:p>
-      <w:pPr>
-        <w:spacing w:after="0" w:line="240" w:lineRule="auto"/>
-        <w:ind w:left="360"/>
-      </w:pPr>
-      <w:r>
-        <w:rPr>
-          <w:rFonts w:ascii="Consolas" w:hAnsi="Consolas" w:eastAsia="Consolas"/>
-          <w:color w:val="1A1A1A"/>
-          <w:sz w:val="19"/>
-        </w:rPr>
-        <w:t xml:space="preserve">    window.dataLayer.push({</w:t>
-      </w:r>
-    </w:p>
-    <w:p>
-      <w:pPr>
-        <w:spacing w:after="0" w:line="240" w:lineRule="auto"/>
-        <w:ind w:left="360"/>
-      </w:pPr>
-      <w:r>
-        <w:rPr>
-          <w:rFonts w:ascii="Consolas" w:hAnsi="Consolas" w:eastAsia="Consolas"/>
-          <w:color w:val="1A1A1A"/>
-          <w:sz w:val="19"/>
-        </w:rPr>
-        <w:t xml:space="preserve">      event: "preferred_source_click",</w:t>
-      </w:r>
-    </w:p>
-    <w:p>
-      <w:pPr>
-        <w:spacing w:after="0" w:line="240" w:lineRule="auto"/>
-        <w:ind w:left="360"/>
-      </w:pPr>
-      <w:r>
-        <w:rPr>
-          <w:rFonts w:ascii="Consolas" w:hAnsi="Consolas" w:eastAsia="Consolas"/>
-          <w:color w:val="1A1A1A"/>
-          <w:sz w:val="19"/>
-        </w:rPr>
-        <w:t xml:space="preserve">      cta_id: "preferred-source-button",</w:t>
-      </w:r>
-    </w:p>
-    <w:p>
-      <w:pPr>
-        <w:spacing w:after="0" w:line="240" w:lineRule="auto"/>
-        <w:ind w:left="360"/>
-      </w:pPr>
-      <w:r>
-        <w:rPr>
-          <w:rFonts w:ascii="Consolas" w:hAnsi="Consolas" w:eastAsia="Consolas"/>
-          <w:color w:val="1A1A1A"/>
-          <w:sz w:val="19"/>
-        </w:rPr>
-        <w:t xml:space="preserve">      cta_variant: "t1-p1-f1",</w:t>
-      </w:r>
-    </w:p>
-    <w:p>
-      <w:pPr>
-        <w:spacing w:after="0" w:line="240" w:lineRule="auto"/>
-        <w:ind w:left="360"/>
-      </w:pPr>
-      <w:r>
-        <w:rPr>
-          <w:rFonts w:ascii="Consolas" w:hAnsi="Consolas" w:eastAsia="Consolas"/>
-          <w:color w:val="1A1A1A"/>
-          <w:sz w:val="19"/>
-        </w:rPr>
-        <w:t xml:space="preserve">      page_path: location.pathname</w:t>
-      </w:r>
-    </w:p>
-    <w:p>
-      <w:pPr>
-        <w:spacing w:after="0" w:line="240" w:lineRule="auto"/>
-        <w:ind w:left="360"/>
-      </w:pPr>
-      <w:r>
-        <w:rPr>
-          <w:rFonts w:ascii="Consolas" w:hAnsi="Consolas" w:eastAsia="Consolas"/>
-          <w:color w:val="1A1A1A"/>
-          <w:sz w:val="19"/>
-        </w:rPr>
-        <w:t xml:space="preserve">    });</w:t>
-      </w:r>
-    </w:p>
-    <w:p>
-      <w:pPr>
-        <w:spacing w:after="0" w:line="240" w:lineRule="auto"/>
-        <w:ind w:left="360"/>
-      </w:pPr>
-      <w:r>
-        <w:rPr>
-          <w:rFonts w:ascii="Consolas" w:hAnsi="Consolas" w:eastAsia="Consolas"/>
-          <w:color w:val="1A1A1A"/>
-          <w:sz w:val="19"/>
-        </w:rPr>
-        <w:t xml:space="preserve">  }, {passive:true});</w:t>
-      </w:r>
-    </w:p>
-    <w:p>
-      <w:pPr>
-        <w:spacing w:after="0" w:line="240" w:lineRule="auto"/>
-        <w:ind w:left="360"/>
-      </w:pPr>
-      <w:r>
-        <w:rPr>
-          <w:rFonts w:ascii="Consolas" w:hAnsi="Consolas" w:eastAsia="Consolas"/>
-          <w:color w:val="1A1A1A"/>
-          <w:sz w:val="19"/>
-        </w:rPr>
-        <w:t>})();</w:t>
-      </w:r>
-    </w:p>
-    <w:p>
-      <w:pPr>
-        <w:spacing w:after="0" w:line="240" w:lineRule="auto"/>
-        <w:ind w:left="360"/>
-      </w:pPr>
-      <w:r>
-        <w:rPr>
-          <w:rFonts w:ascii="Consolas" w:hAnsi="Consolas" w:eastAsia="Consolas"/>
-          <w:color w:val="1A1A1A"/>
-          <w:sz w:val="19"/>
-        </w:rPr>
-        <w:t>&lt;/script&gt;</w:t>
+        <w:t xml:space="preserve"> Bu yöntem kart varyantını ayırt etmez. Aynı anda birden çok varyant yayınlanacaksa etiket yöneticisinde ayrı bir kural kurulması gerekir; bu da şablon değişikliği gerektirmez.</w:t>
       </w:r>
     </w:p>
     <w:p>
@@ -2109,7 +1905,7 @@
           <w:color w:val="1A1A1A"/>
           <w:sz w:val="22"/>
         </w:rPr>
-        <w:t>Ölçüm değerleri 28 Ağustos 2026 tarihli tek bir kesitten alınmıştır ve 1440 px genişlikte masaüstü görünümünü yansıtmaktadır. Buton tıklaması net ölçülebilmektedir. Okuyucunun Google ekranında onayı tamamlayıp tamamlamadığı bilgisi Google tarafında kalmakta ve siteye dönmemektedir; bu nedenle raporlamada tıklama sayısı paylaşılır, ekleme sayısı paylaşılmaz.</w:t>
+        <w:t>Ölçüm değerleri 28 Ağustos 2026 tarihli tek bir kesitten alınmıştır ve 1440 px genişlikte masaüstü görünümünü yansıtmaktadır. Buton tıklaması, şablona ek kod gerekmeden GA4 tarafında ölçülebilmektedir. Okuyucunun Google ekranında onayı tamamlayıp tamamlamadığı bilgisi Google tarafında kalmakta ve siteye dönmemektedir; bu nedenle raporlamada tıklama sayısı paylaşılır, ekleme sayısı paylaşılmaz.</w:t>
       </w:r>
     </w:p>
     <w:p>

--- a/examples/Turkcell-Tercih-Edilen-Kaynak-Butonu-IT-Talep.docx
+++ b/examples/Turkcell-Tercih-Edilen-Kaynak-Butonu-IT-Talep.docx
@@ -152,7 +152,7 @@
           <w:color w:val="1A1A1A"/>
           <w:sz w:val="22"/>
         </w:rPr>
-        <w:t>Butonun GA4 tarafında kendiliğinden ölçülebilmesi için gereken kimliği vermek.</w:t>
+        <w:t>Butona ölçüm için gereken kimliği vermek.</w:t>
       </w:r>
     </w:p>
     <w:p>
@@ -1654,7 +1654,7 @@
           <w:color w:val="10332F"/>
           <w:sz w:val="24"/>
         </w:rPr>
-        <w:t>4. Ölçüm (geliştirici tarafında iş gerektirmez)</w:t>
+        <w:t>4. Ölçüm</w:t>
       </w:r>
     </w:p>
     <w:p>
@@ -1705,7 +1705,7 @@
           <w:color w:val="1A1A1A"/>
           <w:sz w:val="22"/>
         </w:rPr>
-        <w:t>Şablona ölçüm kodu eklenmesi gerekmemektedir; 1. maddedeki id yeterlidir.</w:t>
+        <w:t>Şablona ölçüm kodu eklenmesi gerekmemektedir. 1. maddedeki id yeterlidir.</w:t>
       </w:r>
     </w:p>
     <w:p>
@@ -1726,11 +1726,18 @@
       </w:r>
     </w:p>
     <w:p>
-      <w:pPr>
-        <w:pStyle w:val="ListBullet"/>
-        <w:spacing w:after="40"/>
-        <w:ind w:left="360"/>
-      </w:pPr>
+      <w:r>
+        <w:rPr>
+          <w:rFonts w:ascii="Outfit" w:hAnsi="Outfit" w:eastAsia="Outfit"/>
+          <w:b/>
+          <w:i w:val="0"/>
+          <w:color w:val="E85F36"/>
+          <w:sz w:val="22"/>
+        </w:rPr>
+        <w:t>Örnek:</w:t>
+      </w:r>
+    </w:p>
+    <w:p>
       <w:r>
         <w:rPr>
           <w:rFonts w:ascii="Outfit" w:hAnsi="Outfit" w:eastAsia="Outfit"/>
@@ -1739,29 +1746,7 @@
           <w:color w:val="1A1A1A"/>
           <w:sz w:val="22"/>
         </w:rPr>
-        <w:t>Raporlama, olay adı click ve Link ID değeri preferred-source-link filtresiyle yapılır.</w:t>
-      </w:r>
-    </w:p>
-    <w:p>
-      <w:r>
-        <w:rPr>
-          <w:rFonts w:ascii="Outfit" w:hAnsi="Outfit" w:eastAsia="Outfit"/>
-          <w:b/>
-          <w:i w:val="0"/>
-          <w:color w:val="E85F36"/>
-          <w:sz w:val="22"/>
-        </w:rPr>
-        <w:t>Dikkat edilmesi gerekenler:</w:t>
-      </w:r>
-      <w:r>
-        <w:rPr>
-          <w:rFonts w:ascii="Outfit" w:hAnsi="Outfit" w:eastAsia="Outfit"/>
-          <w:b w:val="0"/>
-          <w:i w:val="0"/>
-          <w:color w:val="1A1A1A"/>
-          <w:sz w:val="22"/>
-        </w:rPr>
-        <w:t xml:space="preserve"> Bu yöntem kart varyantını ayırt etmez. Aynı anda birden çok varyant yayınlanacaksa etiket yöneticisinde ayrı bir kural kurulması gerekir; bu da şablon değişikliği gerektirmez.</w:t>
+        <w:t>GA4 Keşif ekranında boyut olarak Link ID, metrik olarak Olay sayısı seçilir; Olay adı click ve Link ID preferred-source-link filtresi uygulanır. Sayfa kırılımı için Sayfa yolu boyutu eklenir.</w:t>
       </w:r>
     </w:p>
     <w:p>

--- a/examples/Turkcell-Tercih-Edilen-Kaynak-Butonu-IT-Talep.docx
+++ b/examples/Turkcell-Tercih-Edilen-Kaynak-Butonu-IT-Talep.docx
@@ -140,368 +140,6 @@
     </w:p>
     <w:p>
       <w:pPr>
-        <w:pStyle w:val="ListBullet"/>
-        <w:spacing w:after="40"/>
-        <w:ind w:left="360"/>
-      </w:pPr>
-      <w:r>
-        <w:rPr>
-          <w:rFonts w:ascii="Outfit" w:hAnsi="Outfit" w:eastAsia="Outfit"/>
-          <w:b w:val="0"/>
-          <w:i w:val="0"/>
-          <w:color w:val="1A1A1A"/>
-          <w:sz w:val="22"/>
-        </w:rPr>
-        <w:t>Butona ölçüm için gereken kimliği vermek.</w:t>
-      </w:r>
-    </w:p>
-    <w:p>
-      <w:pPr>
-        <w:pStyle w:val="Heading2"/>
-      </w:pPr>
-      <w:r>
-        <w:rPr>
-          <w:rFonts w:ascii="Outfit" w:hAnsi="Outfit" w:eastAsia="Outfit"/>
-          <w:b/>
-          <w:i w:val="0"/>
-          <w:color w:val="10332F"/>
-          <w:sz w:val="24"/>
-        </w:rPr>
-        <w:t>Mevcut Durum Özeti</w:t>
-      </w:r>
-    </w:p>
-    <w:tbl>
-      <w:tblPr>
-        <w:tblStyle w:val="TableGrid"/>
-        <w:tblW w:type="auto" w:w="0"/>
-        <w:jc w:val="center"/>
-        <w:tblLook w:firstColumn="1" w:firstRow="1" w:lastColumn="0" w:lastRow="0" w:noHBand="0" w:noVBand="1" w:val="04A0"/>
-        <w:tblBorders>
-          <w:top w:val="single" w:sz="4" w:space="0" w:color="E0E0E0"/>
-          <w:left w:val="single" w:sz="4" w:space="0" w:color="E0E0E0"/>
-          <w:bottom w:val="single" w:sz="4" w:space="0" w:color="E0E0E0"/>
-          <w:right w:val="single" w:sz="4" w:space="0" w:color="E0E0E0"/>
-          <w:insideH w:val="single" w:sz="4" w:space="0" w:color="E0E0E0"/>
-          <w:insideV w:val="single" w:sz="4" w:space="0" w:color="E0E0E0"/>
-        </w:tblBorders>
-      </w:tblPr>
-      <w:tblGrid>
-        <w:gridCol w:w="4968"/>
-        <w:gridCol w:w="4968"/>
-      </w:tblGrid>
-      <w:tr>
-        <w:tc>
-          <w:tcPr>
-            <w:tcW w:type="dxa" w:w="3744"/>
-            <w:shd w:val="clear" w:color="auto" w:fill="434343"/>
-            <w:vAlign w:val="center"/>
-          </w:tcPr>
-          <w:p>
-            <w:pPr>
-              <w:spacing w:after="40"/>
-            </w:pPr>
-            <w:r/>
-            <w:r>
-              <w:rPr>
-                <w:rFonts w:ascii="Outfit" w:hAnsi="Outfit" w:eastAsia="Outfit"/>
-                <w:b/>
-                <w:i w:val="0"/>
-                <w:color w:val="FFFFFF"/>
-                <w:sz w:val="20"/>
-              </w:rPr>
-              <w:t>Alan</w:t>
-            </w:r>
-          </w:p>
-        </w:tc>
-        <w:tc>
-          <w:tcPr>
-            <w:tcW w:type="dxa" w:w="5760"/>
-            <w:shd w:val="clear" w:color="auto" w:fill="434343"/>
-            <w:vAlign w:val="center"/>
-          </w:tcPr>
-          <w:p>
-            <w:pPr>
-              <w:spacing w:after="40"/>
-            </w:pPr>
-            <w:r/>
-            <w:r>
-              <w:rPr>
-                <w:rFonts w:ascii="Outfit" w:hAnsi="Outfit" w:eastAsia="Outfit"/>
-                <w:b/>
-                <w:i w:val="0"/>
-                <w:color w:val="FFFFFF"/>
-                <w:sz w:val="20"/>
-              </w:rPr>
-              <w:t>Ölçülen değer</w:t>
-            </w:r>
-          </w:p>
-        </w:tc>
-      </w:tr>
-      <w:tr>
-        <w:tc>
-          <w:tcPr>
-            <w:tcW w:type="dxa" w:w="3744"/>
-            <w:vAlign w:val="center"/>
-          </w:tcPr>
-          <w:p>
-            <w:pPr>
-              <w:spacing w:after="40"/>
-            </w:pPr>
-            <w:r/>
-            <w:r>
-              <w:rPr>
-                <w:rFonts w:ascii="Outfit" w:hAnsi="Outfit" w:eastAsia="Outfit"/>
-                <w:b w:val="0"/>
-                <w:i w:val="0"/>
-                <w:color w:val="1A1A1A"/>
-                <w:sz w:val="20"/>
-              </w:rPr>
-              <w:t>İçerik kolonu genişliği</w:t>
-            </w:r>
-          </w:p>
-        </w:tc>
-        <w:tc>
-          <w:tcPr>
-            <w:tcW w:type="dxa" w:w="5760"/>
-            <w:vAlign w:val="center"/>
-          </w:tcPr>
-          <w:p>
-            <w:pPr>
-              <w:spacing w:after="40"/>
-            </w:pPr>
-            <w:r/>
-            <w:r>
-              <w:rPr>
-                <w:rFonts w:ascii="Outfit" w:hAnsi="Outfit" w:eastAsia="Outfit"/>
-                <w:b w:val="0"/>
-                <w:i w:val="0"/>
-                <w:color w:val="1A1A1A"/>
-                <w:sz w:val="20"/>
-              </w:rPr>
-              <w:t>846 px (1440 px viewport)</w:t>
-            </w:r>
-          </w:p>
-        </w:tc>
-      </w:tr>
-      <w:tr>
-        <w:tc>
-          <w:tcPr>
-            <w:tcW w:type="dxa" w:w="3744"/>
-            <w:vAlign w:val="center"/>
-          </w:tcPr>
-          <w:p>
-            <w:pPr>
-              <w:spacing w:after="40"/>
-            </w:pPr>
-            <w:r/>
-            <w:r>
-              <w:rPr>
-                <w:rFonts w:ascii="Outfit" w:hAnsi="Outfit" w:eastAsia="Outfit"/>
-                <w:b w:val="0"/>
-                <w:i w:val="0"/>
-                <w:color w:val="1A1A1A"/>
-                <w:sz w:val="20"/>
-              </w:rPr>
-              <w:t>Gövde paragrafı</w:t>
-            </w:r>
-          </w:p>
-        </w:tc>
-        <w:tc>
-          <w:tcPr>
-            <w:tcW w:type="dxa" w:w="5760"/>
-            <w:vAlign w:val="center"/>
-          </w:tcPr>
-          <w:p>
-            <w:pPr>
-              <w:spacing w:after="40"/>
-            </w:pPr>
-            <w:r/>
-            <w:r>
-              <w:rPr>
-                <w:rFonts w:ascii="Outfit" w:hAnsi="Outfit" w:eastAsia="Outfit"/>
-                <w:b w:val="0"/>
-                <w:i w:val="0"/>
-                <w:color w:val="1A1A1A"/>
-                <w:sz w:val="20"/>
-              </w:rPr>
-              <w:t>greycliff · 17.6 px / 31.68 px · #5F6B76</w:t>
-            </w:r>
-          </w:p>
-        </w:tc>
-      </w:tr>
-      <w:tr>
-        <w:tc>
-          <w:tcPr>
-            <w:tcW w:type="dxa" w:w="3744"/>
-            <w:vAlign w:val="center"/>
-          </w:tcPr>
-          <w:p>
-            <w:pPr>
-              <w:spacing w:after="40"/>
-            </w:pPr>
-            <w:r/>
-            <w:r>
-              <w:rPr>
-                <w:rFonts w:ascii="Outfit" w:hAnsi="Outfit" w:eastAsia="Outfit"/>
-                <w:b w:val="0"/>
-                <w:i w:val="0"/>
-                <w:color w:val="1A1A1A"/>
-                <w:sz w:val="20"/>
-              </w:rPr>
-              <w:t>Başlık rengi</w:t>
-            </w:r>
-          </w:p>
-        </w:tc>
-        <w:tc>
-          <w:tcPr>
-            <w:tcW w:type="dxa" w:w="5760"/>
-            <w:vAlign w:val="center"/>
-          </w:tcPr>
-          <w:p>
-            <w:pPr>
-              <w:spacing w:after="40"/>
-            </w:pPr>
-            <w:r/>
-            <w:r>
-              <w:rPr>
-                <w:rFonts w:ascii="Outfit" w:hAnsi="Outfit" w:eastAsia="Outfit"/>
-                <w:b w:val="0"/>
-                <w:i w:val="0"/>
-                <w:color w:val="1A1A1A"/>
-                <w:sz w:val="20"/>
-              </w:rPr>
-              <w:t>#253342</w:t>
-            </w:r>
-          </w:p>
-        </w:tc>
-      </w:tr>
-      <w:tr>
-        <w:tc>
-          <w:tcPr>
-            <w:tcW w:type="dxa" w:w="3744"/>
-            <w:vAlign w:val="center"/>
-          </w:tcPr>
-          <w:p>
-            <w:pPr>
-              <w:spacing w:after="40"/>
-            </w:pPr>
-            <w:r/>
-            <w:r>
-              <w:rPr>
-                <w:rFonts w:ascii="Outfit" w:hAnsi="Outfit" w:eastAsia="Outfit"/>
-                <w:b w:val="0"/>
-                <w:i w:val="0"/>
-                <w:color w:val="1A1A1A"/>
-                <w:sz w:val="20"/>
-              </w:rPr>
-              <w:t>Kart köşe yarıçapı</w:t>
-            </w:r>
-          </w:p>
-        </w:tc>
-        <w:tc>
-          <w:tcPr>
-            <w:tcW w:type="dxa" w:w="5760"/>
-            <w:vAlign w:val="center"/>
-          </w:tcPr>
-          <w:p>
-            <w:pPr>
-              <w:spacing w:after="40"/>
-            </w:pPr>
-            <w:r/>
-            <w:r>
-              <w:rPr>
-                <w:rFonts w:ascii="Outfit" w:hAnsi="Outfit" w:eastAsia="Outfit"/>
-                <w:b w:val="0"/>
-                <w:i w:val="0"/>
-                <w:color w:val="1A1A1A"/>
-                <w:sz w:val="20"/>
-              </w:rPr>
-              <w:t>12 px</w:t>
-            </w:r>
-          </w:p>
-        </w:tc>
-      </w:tr>
-      <w:tr>
-        <w:tc>
-          <w:tcPr>
-            <w:tcW w:type="dxa" w:w="3744"/>
-            <w:vAlign w:val="center"/>
-          </w:tcPr>
-          <w:p>
-            <w:pPr>
-              <w:spacing w:after="40"/>
-            </w:pPr>
-            <w:r/>
-            <w:r>
-              <w:rPr>
-                <w:rFonts w:ascii="Outfit" w:hAnsi="Outfit" w:eastAsia="Outfit"/>
-                <w:b w:val="0"/>
-                <w:i w:val="0"/>
-                <w:color w:val="1A1A1A"/>
-                <w:sz w:val="20"/>
-              </w:rPr>
-              <w:t>Şablonda benzer kart bileşeni</w:t>
-            </w:r>
-          </w:p>
-        </w:tc>
-        <w:tc>
-          <w:tcPr>
-            <w:tcW w:type="dxa" w:w="5760"/>
-            <w:vAlign w:val="center"/>
-          </w:tcPr>
-          <w:p>
-            <w:pPr>
-              <w:spacing w:after="40"/>
-            </w:pPr>
-            <w:r/>
-            <w:r>
-              <w:rPr>
-                <w:rFonts w:ascii="Outfit" w:hAnsi="Outfit" w:eastAsia="Outfit"/>
-                <w:b w:val="0"/>
-                <w:i w:val="0"/>
-                <w:color w:val="1A1A1A"/>
-                <w:sz w:val="20"/>
-              </w:rPr>
-              <w:t>Bulunmuyor</w:t>
-            </w:r>
-          </w:p>
-        </w:tc>
-      </w:tr>
-    </w:tbl>
-    <w:p>
-      <w:pPr>
-        <w:spacing w:after="80"/>
-      </w:pPr>
-    </w:p>
-    <w:p>
-      <w:r>
-        <w:rPr>
-          <w:rFonts w:ascii="Outfit" w:hAnsi="Outfit" w:eastAsia="Outfit"/>
-          <w:b w:val="0"/>
-          <w:i w:val="0"/>
-          <w:color w:val="1A1A1A"/>
-          <w:sz w:val="22"/>
-        </w:rPr>
-        <w:t>Şablonda bu kartın devralabileceği hazır bir bileşen bulunmadığından, kart kendi stilini taşıyan bağımsız bir parça olarak eklenir.</w:t>
-      </w:r>
-    </w:p>
-    <w:p>
-      <w:pPr>
-        <w:spacing w:after="200"/>
-      </w:pPr>
-      <w:r>
-        <w:rPr>
-          <w:rFonts w:ascii="Outfit" w:hAnsi="Outfit" w:eastAsia="Outfit"/>
-          <w:b w:val="0"/>
-          <w:i w:val="0"/>
-          <w:color w:val="4A4A4A"/>
-          <w:sz w:val="18"/>
-        </w:rPr>
-        <w:t>Kaynak: turkcell.com.tr/blog/fps-nedir · getComputedStyle · 28 Ağustos 2026</w:t>
-      </w:r>
-    </w:p>
-    <w:p>
-      <w:pPr>
         <w:pStyle w:val="Heading1"/>
       </w:pPr>
       <w:r>
@@ -524,7 +162,17 @@
           <w:color w:val="1A1A1A"/>
           <w:sz w:val="22"/>
         </w:rPr>
-        <w:t>Butonun çalışması için Turkcell'in Google'ın kaynak tercihleri listesinde görünmesi gerekmektedir. Doğrulama google.com/preferences/source?q=turkcell.com.tr adresinden yapılır ve Google hesabıyla giriş gerektirdiğinden marka tarafında tamamlanmalıdır.</w:t>
+        <w:t xml:space="preserve">Butonun çalışması için Turkcell'in Google'ın kaynak tercihleri listesinde görünmesi gerekmektedir. Doğrulama google.com/preferences/source?q=turkcell.com.tr adresinden yapılır </w:t>
+      </w:r>
+      <w:r>
+        <w:rPr>
+          <w:rFonts w:ascii="Outfit" w:hAnsi="Outfit" w:eastAsia="Outfit"/>
+          <w:b/>
+          <w:i w:val="0"/>
+          <w:color w:val="1A1A1A"/>
+          <w:sz w:val="22"/>
+        </w:rPr>
+        <w:t>ve Google hesabıyla giriş gerektirir. Doğrulama yapılıp aksiyona öyle devam edilmelidir.</w:t>
       </w:r>
     </w:p>
     <w:p>
@@ -536,7 +184,7 @@
           <w:color w:val="1A1A1A"/>
           <w:sz w:val="22"/>
         </w:rPr>
-        <w:t>Google yalnız domain ve subdomain seviyesini kabul etmektedir; turkcell.com.tr uygundur, turkcell.com.tr/blog alt dizin olduğu için ayrı bir kaynak sayılmamaktadır. Doğrulama tamamlanmadan yayına alınırsa kart görünür, buton işlev göstermez.</w:t>
+        <w:t>Google yalnız domain ve subdomain seviyesini kabul etmektedir; turkcell.com.tr uygundur, turkcell.com.tr/blog alt dizin olduğu için ayrı bir kaynak sayılmamaktadır.</w:t>
       </w:r>
     </w:p>
     <w:p>
@@ -566,7 +214,7 @@
           <w:color w:val="10332F"/>
           <w:sz w:val="24"/>
         </w:rPr>
-        <w:t>1. Buton bağlantısının kurulması</w:t>
+        <w:t>1. Kart kodunun blog şablonuna eklenmesi</w:t>
       </w:r>
     </w:p>
     <w:p>
@@ -588,7 +236,7 @@
           <w:color w:val="1A1A1A"/>
           <w:sz w:val="22"/>
         </w:rPr>
-        <w:t xml:space="preserve"> Blog şablonunda tercih edilen kaynak bağlantısı bulunmamaktadır.</w:t>
+        <w:t xml:space="preserve"> Blog yazı şablonunda tercih edilen kaynak kartı bulunmamaktadır.</w:t>
       </w:r>
     </w:p>
     <w:p>
@@ -617,7 +265,7 @@
           <w:color w:val="1A1A1A"/>
           <w:sz w:val="22"/>
         </w:rPr>
-        <w:t>Buton, Google'ın tercihler ekranına giden bir bağlantı olmalıdır. Alan adı q parametresiyle verilir.</w:t>
+        <w:t>Aşağıdaki kod olduğu gibi eklenmelidir. Dış script yüklenmemektedir, kart tek parçadır.</w:t>
       </w:r>
     </w:p>
     <w:p>
@@ -634,7 +282,7 @@
           <w:color w:val="1A1A1A"/>
           <w:sz w:val="22"/>
         </w:rPr>
-        <w:t>Yalnız domain yazılmalıdır; alt dizin (turkcell.com.tr/blog) kabul edilmemektedir.</w:t>
+        <w:t>Sarmalayıcının id değeri preferred-source-button, bağlantının id değeri preferred-source-link olarak kalmalıdır; ölçüm bu kimliklere bağlıdır.</w:t>
       </w:r>
     </w:p>
     <w:p>
@@ -651,7 +299,7 @@
           <w:color w:val="1A1A1A"/>
           <w:sz w:val="22"/>
         </w:rPr>
-        <w:t>Bağlantı yeni sekmede açılmalı, rel değeri noopener noreferrer olmalıdır. Okuyucu yazıdan ayrılmaz.</w:t>
+        <w:t>Bağlantı yeni sekmede açılmalı, rel değeri noopener noreferrer olmalıdır.</w:t>
       </w:r>
     </w:p>
     <w:p>
@@ -668,24 +316,7 @@
           <w:color w:val="1A1A1A"/>
           <w:sz w:val="22"/>
         </w:rPr>
-        <w:t>Dış script yüklenmemektedir; buton tamamen kendi işaretlememizdir.</w:t>
-      </w:r>
-    </w:p>
-    <w:p>
-      <w:pPr>
-        <w:pStyle w:val="ListBullet"/>
-        <w:spacing w:after="40"/>
-        <w:ind w:left="360"/>
-      </w:pPr>
-      <w:r>
-        <w:rPr>
-          <w:rFonts w:ascii="Outfit" w:hAnsi="Outfit" w:eastAsia="Outfit"/>
-          <w:b w:val="0"/>
-          <w:i w:val="0"/>
-          <w:color w:val="1A1A1A"/>
-          <w:sz w:val="22"/>
-        </w:rPr>
-        <w:t>Bağlantıya id="preferred-source-link" verilmelidir; ölçüm bu kimlikle yapılır.</w:t>
+        <w:t>Logo markanın kendi adresinden çekilmektedir; base64 gömülmemelidir.</w:t>
       </w:r>
     </w:p>
     <w:p>
@@ -715,196 +346,7 @@
           <w:color w:val="1A1A1A"/>
           <w:sz w:val="19"/>
         </w:rPr>
-        <w:t>&lt;a id="preferred-source-link"</w:t>
-      </w:r>
-    </w:p>
-    <w:p>
-      <w:pPr>
-        <w:spacing w:after="0" w:line="240" w:lineRule="auto"/>
-        <w:ind w:left="360"/>
-      </w:pPr>
-      <w:r>
-        <w:rPr>
-          <w:rFonts w:ascii="Consolas" w:hAnsi="Consolas" w:eastAsia="Consolas"/>
-          <w:color w:val="1A1A1A"/>
-          <w:sz w:val="19"/>
-        </w:rPr>
-        <w:t xml:space="preserve">   href="https://www.google.com/preferences/source?q=turkcell.com.tr"</w:t>
-      </w:r>
-    </w:p>
-    <w:p>
-      <w:pPr>
-        <w:spacing w:after="0" w:line="240" w:lineRule="auto"/>
-        <w:ind w:left="360"/>
-      </w:pPr>
-      <w:r>
-        <w:rPr>
-          <w:rFonts w:ascii="Consolas" w:hAnsi="Consolas" w:eastAsia="Consolas"/>
-          <w:color w:val="1A1A1A"/>
-          <w:sz w:val="19"/>
-        </w:rPr>
-        <w:t xml:space="preserve">   target="_blank" rel="noopener noreferrer"&gt;</w:t>
-      </w:r>
-    </w:p>
-    <w:p>
-      <w:pPr>
-        <w:spacing w:after="0" w:line="240" w:lineRule="auto"/>
-        <w:ind w:left="360"/>
-      </w:pPr>
-      <w:r>
-        <w:rPr>
-          <w:rFonts w:ascii="Consolas" w:hAnsi="Consolas" w:eastAsia="Consolas"/>
-          <w:color w:val="1A1A1A"/>
-          <w:sz w:val="19"/>
-        </w:rPr>
-        <w:t xml:space="preserve">  Tercih edilen kaynak olarak ekle</w:t>
-      </w:r>
-    </w:p>
-    <w:p>
-      <w:pPr>
-        <w:spacing w:after="0" w:line="240" w:lineRule="auto"/>
-        <w:ind w:left="360"/>
-      </w:pPr>
-      <w:r>
-        <w:rPr>
-          <w:rFonts w:ascii="Consolas" w:hAnsi="Consolas" w:eastAsia="Consolas"/>
-          <w:color w:val="1A1A1A"/>
-          <w:sz w:val="19"/>
-        </w:rPr>
-        <w:t>&lt;/a&gt;</w:t>
-      </w:r>
-    </w:p>
-    <w:p>
-      <w:pPr>
-        <w:pStyle w:val="Heading2"/>
-      </w:pPr>
-      <w:r>
-        <w:rPr>
-          <w:rFonts w:ascii="Outfit" w:hAnsi="Outfit" w:eastAsia="Outfit"/>
-          <w:b/>
-          <w:i w:val="0"/>
-          <w:color w:val="10332F"/>
-          <w:sz w:val="24"/>
-        </w:rPr>
-        <w:t>2. Kart parçasının yazı gövdesine yerleştirilmesi</w:t>
-      </w:r>
-    </w:p>
-    <w:p>
-      <w:r>
-        <w:rPr>
-          <w:rFonts w:ascii="Outfit" w:hAnsi="Outfit" w:eastAsia="Outfit"/>
-          <w:b/>
-          <w:i w:val="0"/>
-          <w:color w:val="E85F36"/>
-          <w:sz w:val="22"/>
-        </w:rPr>
-        <w:t>Mevcut durum:</w:t>
-      </w:r>
-      <w:r>
-        <w:rPr>
-          <w:rFonts w:ascii="Outfit" w:hAnsi="Outfit" w:eastAsia="Outfit"/>
-          <w:b w:val="0"/>
-          <w:i w:val="0"/>
-          <w:color w:val="1A1A1A"/>
-          <w:sz w:val="22"/>
-        </w:rPr>
-        <w:t xml:space="preserve"> Yazı gövdesinde tercih edilen kaynak kartı bulunmamaktadır.</w:t>
-      </w:r>
-    </w:p>
-    <w:p>
-      <w:r>
-        <w:rPr>
-          <w:rFonts w:ascii="Outfit" w:hAnsi="Outfit" w:eastAsia="Outfit"/>
-          <w:b/>
-          <w:i w:val="0"/>
-          <w:color w:val="E85F36"/>
-          <w:sz w:val="22"/>
-        </w:rPr>
-        <w:t>Talep edilen değişiklik:</w:t>
-      </w:r>
-    </w:p>
-    <w:p>
-      <w:pPr>
-        <w:pStyle w:val="ListBullet"/>
-        <w:spacing w:after="40"/>
-        <w:ind w:left="360"/>
-      </w:pPr>
-      <w:r>
-        <w:rPr>
-          <w:rFonts w:ascii="Outfit" w:hAnsi="Outfit" w:eastAsia="Outfit"/>
-          <w:b w:val="0"/>
-          <w:i w:val="0"/>
-          <w:color w:val="1A1A1A"/>
-          <w:sz w:val="22"/>
-        </w:rPr>
-        <w:t>Kart, yazının ilk paragrafından sonra gövde akışının içine yerleştirilmelidir.</w:t>
-      </w:r>
-    </w:p>
-    <w:p>
-      <w:pPr>
-        <w:pStyle w:val="ListBullet"/>
-        <w:spacing w:after="40"/>
-        <w:ind w:left="360"/>
-      </w:pPr>
-      <w:r>
-        <w:rPr>
-          <w:rFonts w:ascii="Outfit" w:hAnsi="Outfit" w:eastAsia="Outfit"/>
-          <w:b w:val="0"/>
-          <w:i w:val="0"/>
-          <w:color w:val="1A1A1A"/>
-          <w:sz w:val="22"/>
-        </w:rPr>
-        <w:t>Sarmalayıcı öğenin id değeri preferred-source-button olmalıdır; ölçüm bu kimliğe bağlıdır.</w:t>
-      </w:r>
-    </w:p>
-    <w:p>
-      <w:pPr>
-        <w:pStyle w:val="ListBullet"/>
-        <w:spacing w:after="40"/>
-        <w:ind w:left="360"/>
-      </w:pPr>
-      <w:r>
-        <w:rPr>
-          <w:rFonts w:ascii="Outfit" w:hAnsi="Outfit" w:eastAsia="Outfit"/>
-          <w:b w:val="0"/>
-          <w:i w:val="0"/>
-          <w:color w:val="1A1A1A"/>
-          <w:sz w:val="22"/>
-        </w:rPr>
-        <w:t>Logo markanın kendi adresinden çekilmelidir, base64 gömülmemelidir.</w:t>
-      </w:r>
-    </w:p>
-    <w:p>
-      <w:pPr>
-        <w:pStyle w:val="ListBullet"/>
-        <w:spacing w:after="40"/>
-        <w:ind w:left="360"/>
-      </w:pPr>
-      <w:r>
-        <w:rPr>
-          <w:rFonts w:ascii="Outfit" w:hAnsi="Outfit" w:eastAsia="Outfit"/>
-          <w:b w:val="0"/>
-          <w:i w:val="0"/>
-          <w:color w:val="1A1A1A"/>
-          <w:sz w:val="22"/>
-        </w:rPr>
-        <w:t>Buton metni Türkçe olarak sabit verilmelidir.</w:t>
-      </w:r>
-    </w:p>
-    <w:p>
-      <w:pPr>
-        <w:spacing w:after="40"/>
-        <w:ind w:left="360"/>
-      </w:pPr>
-      <w:r>
-        <w:rPr>
-          <w:rFonts w:ascii="Outfit" w:hAnsi="Outfit" w:eastAsia="Outfit"/>
-          <w:b/>
-          <w:i w:val="0"/>
-          <w:color w:val="E85F36"/>
-          <w:sz w:val="22"/>
-        </w:rPr>
-        <w:t>Örnek:</w:t>
+        <w:t>&lt;style&gt;.tcps{--bg:#164193;--ink:#FFFFFF;--sub:#C6D3EA;--line:rgba(255,255,255,.20);display:flex;flex-wrap:wrap;align-items:center;gap:20px;margin:28px 0;padding:20px 24px;background:var(--bg);border:1px solid var(--line);border-radius:12px;font-family:greycliff,system-ui,-apple-system,Arial,sans-serif;color:var(--ink);box-sizing:border-box}.tcps *{box-sizing:border-box}.tcps__mark{flex:0 0 auto;display:flex;align-items:center;justify-content:center;background:transparent;padding:0px;border-radius:0px}.tcps__logo{display:block;width:38px;height:38px}.tcps__copy{flex:1 1 200px;min-width:0}.tcps__ttl{display:block;font-size:17px;line-height:1.35;font-weight:700;color:var(--ink);letter-spacing:-.01em}.tcps__sub{display:block;margin-top:5px;font-size:14.5px;line-height:1.5;color:var(--sub)}.tcps__act{flex:0 0 auto;margin-left:auto;min-height:44px;display:flex;align-items:center}.tcps__btn{display:inline-flex;align-items:center;gap:9px;min-height:44px;padding:11px 18px;border-radius:999px;font-size:14.5px;font-weight:600;line-height:1.2;text-decoration:none;border:1px solid transparent;cursor:pointer;white-space:nowrap}.tcps__btn--light{background:#FFFFFF;color:#1F1F1F;border-color:#DADCE0}.tcps__btn--dark{background:#202124;color:#FFFFFF;border-color:#202124}.tcps__btn:hover{filter:brightness(.96)}.tcps__btn:focus-visible{outline:2px solid #0071CE;outline-offset:2px}@media (max-width:640px){.tcps{gap:14px}.tcps__act{margin-left:0;width:100%}.tcps__btn{width:100%;justify-content:center}}&lt;/style&gt;</w:t>
       </w:r>
     </w:p>
     <w:p>
@@ -932,7 +374,7 @@
           <w:color w:val="1A1A1A"/>
           <w:sz w:val="19"/>
         </w:rPr>
-        <w:t xml:space="preserve">  &lt;div class="tcps__mark"&gt;</w:t>
+        <w:t xml:space="preserve">  &lt;div class="tcps__mark"&gt;&lt;img class="tcps__logo" src="https://ffo3gv1cf3ir.merlincdn.net/SiteAssets/Bireysel/Navigasyon/turkcell-logo.png" alt="Turkcell" width="38" height="38" loading="lazy"&gt;&lt;/div&gt;</w:t>
       </w:r>
     </w:p>
     <w:p>
@@ -946,7 +388,7 @@
           <w:color w:val="1A1A1A"/>
           <w:sz w:val="19"/>
         </w:rPr>
-        <w:t xml:space="preserve">    &lt;img class="tcps__logo" alt="Turkcell" width="38" height="38"</w:t>
+        <w:t xml:space="preserve">  &lt;div class="tcps__copy"&gt;</w:t>
       </w:r>
     </w:p>
     <w:p>
@@ -960,7 +402,7 @@
           <w:color w:val="1A1A1A"/>
           <w:sz w:val="19"/>
         </w:rPr>
-        <w:t xml:space="preserve">         loading="lazy"</w:t>
+        <w:t xml:space="preserve">    &lt;strong class="tcps__ttl"&gt;Turkcell Blog’u Google’da tercih edilen kaynaklarınıza ekleyin&lt;/strong&gt;</w:t>
       </w:r>
     </w:p>
     <w:p>
@@ -974,21 +416,7 @@
           <w:color w:val="1A1A1A"/>
           <w:sz w:val="19"/>
         </w:rPr>
-        <w:t xml:space="preserve">         src="https://ffo3gv1cf3ir.merlincdn.net/SiteAssets/</w:t>
-      </w:r>
-    </w:p>
-    <w:p>
-      <w:pPr>
-        <w:spacing w:after="0" w:line="240" w:lineRule="auto"/>
-        <w:ind w:left="360"/>
-      </w:pPr>
-      <w:r>
-        <w:rPr>
-          <w:rFonts w:ascii="Consolas" w:hAnsi="Consolas" w:eastAsia="Consolas"/>
-          <w:color w:val="1A1A1A"/>
-          <w:sz w:val="19"/>
-        </w:rPr>
-        <w:t xml:space="preserve">              Bireysel/Navigasyon/turkcell-logo.png"&gt;</w:t>
+        <w:t xml:space="preserve">    &lt;span class="tcps__sub"&gt;Teknoloji ve mobil dünyasına dair içeriklerimiz arama sonuçlarınızda daha önce çıksın.&lt;/span&gt;</w:t>
       </w:r>
     </w:p>
     <w:p>
@@ -1016,175 +444,7 @@
           <w:color w:val="1A1A1A"/>
           <w:sz w:val="19"/>
         </w:rPr>
-        <w:t xml:space="preserve">  &lt;div class="tcps__copy"&gt;</w:t>
-      </w:r>
-    </w:p>
-    <w:p>
-      <w:pPr>
-        <w:spacing w:after="0" w:line="240" w:lineRule="auto"/>
-        <w:ind w:left="360"/>
-      </w:pPr>
-      <w:r>
-        <w:rPr>
-          <w:rFonts w:ascii="Consolas" w:hAnsi="Consolas" w:eastAsia="Consolas"/>
-          <w:color w:val="1A1A1A"/>
-          <w:sz w:val="19"/>
-        </w:rPr>
-        <w:t xml:space="preserve">    &lt;strong class="tcps__ttl"&gt;Turkcell Blog'u Google'da tercih</w:t>
-      </w:r>
-    </w:p>
-    <w:p>
-      <w:pPr>
-        <w:spacing w:after="0" w:line="240" w:lineRule="auto"/>
-        <w:ind w:left="360"/>
-      </w:pPr>
-      <w:r>
-        <w:rPr>
-          <w:rFonts w:ascii="Consolas" w:hAnsi="Consolas" w:eastAsia="Consolas"/>
-          <w:color w:val="1A1A1A"/>
-          <w:sz w:val="19"/>
-        </w:rPr>
-        <w:t xml:space="preserve">      edilen kaynaklarınıza ekleyin&lt;/strong&gt;</w:t>
-      </w:r>
-    </w:p>
-    <w:p>
-      <w:pPr>
-        <w:spacing w:after="0" w:line="240" w:lineRule="auto"/>
-        <w:ind w:left="360"/>
-      </w:pPr>
-      <w:r>
-        <w:rPr>
-          <w:rFonts w:ascii="Consolas" w:hAnsi="Consolas" w:eastAsia="Consolas"/>
-          <w:color w:val="1A1A1A"/>
-          <w:sz w:val="19"/>
-        </w:rPr>
-        <w:t xml:space="preserve">    &lt;span class="tcps__sub"&gt;Teknoloji ve mobil dünyasına dair</w:t>
-      </w:r>
-    </w:p>
-    <w:p>
-      <w:pPr>
-        <w:spacing w:after="0" w:line="240" w:lineRule="auto"/>
-        <w:ind w:left="360"/>
-      </w:pPr>
-      <w:r>
-        <w:rPr>
-          <w:rFonts w:ascii="Consolas" w:hAnsi="Consolas" w:eastAsia="Consolas"/>
-          <w:color w:val="1A1A1A"/>
-          <w:sz w:val="19"/>
-        </w:rPr>
-        <w:t xml:space="preserve">      içeriklerimiz arama sonuçlarınızda daha önce çıksın.&lt;/span&gt;</w:t>
-      </w:r>
-    </w:p>
-    <w:p>
-      <w:pPr>
-        <w:spacing w:after="0" w:line="240" w:lineRule="auto"/>
-        <w:ind w:left="360"/>
-      </w:pPr>
-      <w:r>
-        <w:rPr>
-          <w:rFonts w:ascii="Consolas" w:hAnsi="Consolas" w:eastAsia="Consolas"/>
-          <w:color w:val="1A1A1A"/>
-          <w:sz w:val="19"/>
-        </w:rPr>
-        <w:t xml:space="preserve">  &lt;/div&gt;</w:t>
-      </w:r>
-    </w:p>
-    <w:p>
-      <w:pPr>
-        <w:spacing w:after="0" w:line="240" w:lineRule="auto"/>
-        <w:ind w:left="360"/>
-      </w:pPr>
-      <w:r>
-        <w:rPr>
-          <w:rFonts w:ascii="Consolas" w:hAnsi="Consolas" w:eastAsia="Consolas"/>
-          <w:color w:val="1A1A1A"/>
-          <w:sz w:val="19"/>
-        </w:rPr>
-        <w:t xml:space="preserve">  &lt;div class="tcps__act"&gt;</w:t>
-      </w:r>
-    </w:p>
-    <w:p>
-      <w:pPr>
-        <w:spacing w:after="0" w:line="240" w:lineRule="auto"/>
-        <w:ind w:left="360"/>
-      </w:pPr>
-      <w:r>
-        <w:rPr>
-          <w:rFonts w:ascii="Consolas" w:hAnsi="Consolas" w:eastAsia="Consolas"/>
-          <w:color w:val="1A1A1A"/>
-          <w:sz w:val="19"/>
-        </w:rPr>
-        <w:t xml:space="preserve">    &lt;a class="tcps__btn" id="preferred-source-link"</w:t>
-      </w:r>
-    </w:p>
-    <w:p>
-      <w:pPr>
-        <w:spacing w:after="0" w:line="240" w:lineRule="auto"/>
-        <w:ind w:left="360"/>
-      </w:pPr>
-      <w:r>
-        <w:rPr>
-          <w:rFonts w:ascii="Consolas" w:hAnsi="Consolas" w:eastAsia="Consolas"/>
-          <w:color w:val="1A1A1A"/>
-          <w:sz w:val="19"/>
-        </w:rPr>
-        <w:t xml:space="preserve">       target="_blank" rel="noopener noreferrer"</w:t>
-      </w:r>
-    </w:p>
-    <w:p>
-      <w:pPr>
-        <w:spacing w:after="0" w:line="240" w:lineRule="auto"/>
-        <w:ind w:left="360"/>
-      </w:pPr>
-      <w:r>
-        <w:rPr>
-          <w:rFonts w:ascii="Consolas" w:hAnsi="Consolas" w:eastAsia="Consolas"/>
-          <w:color w:val="1A1A1A"/>
-          <w:sz w:val="19"/>
-        </w:rPr>
-        <w:t xml:space="preserve">       href="https://www.google.com/preferences/source?q=turkcell.com.tr"&gt;</w:t>
-      </w:r>
-    </w:p>
-    <w:p>
-      <w:pPr>
-        <w:spacing w:after="0" w:line="240" w:lineRule="auto"/>
-        <w:ind w:left="360"/>
-      </w:pPr>
-      <w:r>
-        <w:rPr>
-          <w:rFonts w:ascii="Consolas" w:hAnsi="Consolas" w:eastAsia="Consolas"/>
-          <w:color w:val="1A1A1A"/>
-          <w:sz w:val="19"/>
-        </w:rPr>
-        <w:t xml:space="preserve">      Tercih edilen kaynak olarak ekle</w:t>
-      </w:r>
-    </w:p>
-    <w:p>
-      <w:pPr>
-        <w:spacing w:after="0" w:line="240" w:lineRule="auto"/>
-        <w:ind w:left="360"/>
-      </w:pPr>
-      <w:r>
-        <w:rPr>
-          <w:rFonts w:ascii="Consolas" w:hAnsi="Consolas" w:eastAsia="Consolas"/>
-          <w:color w:val="1A1A1A"/>
-          <w:sz w:val="19"/>
-        </w:rPr>
-        <w:t xml:space="preserve">    &lt;/a&gt;</w:t>
-      </w:r>
-    </w:p>
-    <w:p>
-      <w:pPr>
-        <w:spacing w:after="0" w:line="240" w:lineRule="auto"/>
-        <w:ind w:left="360"/>
-      </w:pPr>
-      <w:r>
-        <w:rPr>
-          <w:rFonts w:ascii="Consolas" w:hAnsi="Consolas" w:eastAsia="Consolas"/>
-          <w:color w:val="1A1A1A"/>
-          <w:sz w:val="19"/>
-        </w:rPr>
-        <w:t xml:space="preserve">  &lt;/div&gt;</w:t>
+        <w:t xml:space="preserve">  &lt;div class="tcps__act"&gt;&lt;a class="tcps__btn tcps__btn--light" id="preferred-source-link" href="https://www.google.com/preferences/source?q=turkcell.com.tr" target="_blank" rel="noopener noreferrer"&gt;&lt;svg class="tcps__g" viewBox="0 0 48 48" width="18" height="18" aria-hidden="true" focusable="false"&gt;&lt;path fill="#EA4335" d="M24 9.5c3.54 0 6.71 1.22 9.21 3.6l6.85-6.85C35.9 2.38 30.47 0 24 0 14.62 0 6.51 5.38 2.56 13.22l7.98 6.19C12.43 13.72 17.74 9.5 24 9.5z"/&gt;&lt;path fill="#4285F4" d="M46.98 24.55c0-1.57-.15-3.09-.38-4.55H24v9.02h12.94c-.58 2.96-2.26 5.48-4.78 7.18l7.73 6c4.51-4.18 7.09-10.36 7.09-17.65z"/&gt;&lt;path fill="#FBBC05" d="M10.53 28.59c-.48-1.45-.76-2.99-.76-4.59s.27-3.14.76-4.59l-7.98-6.19C.92 16.46 0 20.12 0 24c0 3.88.92 7.54 2.56 10.78l7.97-6.19z"/&gt;&lt;path fill="#34A853" d="M24 48c6.48 0 11.93-2.13 15.89-5.81l-7.73-6c-2.15 1.45-4.92 2.3-8.16 2.3-6.26 0-11.57-4.22-13.47-9.91l-7.98 6.19C6.51 42.62 14.62 48 24 48z"/&gt;&lt;/svg&gt;Tercih edilen kaynak olarak ekle&lt;/a&gt;&lt;/div&gt;</w:t>
       </w:r>
     </w:p>
     <w:p>
@@ -1254,7 +514,7 @@
           <w:color w:val="4A4A4A"/>
           <w:sz w:val="17"/>
         </w:rPr>
-        <w:t>Üç kart tonu · lacivert kontrast, sarı tint, minimal çerçeve</w:t>
+        <w:t>Kart tonu seçenekleri · yayına lacivert kontrast tonu alınmaktadır</w:t>
       </w:r>
     </w:p>
     <w:p>
@@ -1269,7 +529,7 @@
           <w:color w:val="10332F"/>
           <w:sz w:val="24"/>
         </w:rPr>
-        <w:t>3. Kart stilinin eklenmesi (kolon genişliği, mobil)</w:t>
+        <w:t>2. Kartın yerleştirileceği konum</w:t>
       </w:r>
     </w:p>
     <w:p>
@@ -1320,6 +580,23 @@
           <w:color w:val="1A1A1A"/>
           <w:sz w:val="22"/>
         </w:rPr>
+        <w:t>Kart, yazının istenen paragrafından sonra gövde akışının içine veya sonuna yerleştirilmelidir.</w:t>
+      </w:r>
+    </w:p>
+    <w:p>
+      <w:pPr>
+        <w:pStyle w:val="ListBullet"/>
+        <w:spacing w:after="40"/>
+        <w:ind w:left="360"/>
+      </w:pPr>
+      <w:r>
+        <w:rPr>
+          <w:rFonts w:ascii="Outfit" w:hAnsi="Outfit" w:eastAsia="Outfit"/>
+          <w:b w:val="0"/>
+          <w:i w:val="0"/>
+          <w:color w:val="1A1A1A"/>
+          <w:sz w:val="22"/>
+        </w:rPr>
         <w:t>Kart, içerik kolonu genişliğini aşmamalıdır.</w:t>
       </w:r>
     </w:p>
@@ -1337,309 +614,7 @@
           <w:color w:val="1A1A1A"/>
           <w:sz w:val="22"/>
         </w:rPr>
-        <w:t>Yerleşim flex-wrap ile kurulmalıdır; dar ekranda öğeler kendiliğinden alt satıra inmelidir.</w:t>
-      </w:r>
-    </w:p>
-    <w:p>
-      <w:pPr>
-        <w:pStyle w:val="ListBullet"/>
-        <w:spacing w:after="40"/>
-        <w:ind w:left="360"/>
-      </w:pPr>
-      <w:r>
-        <w:rPr>
-          <w:rFonts w:ascii="Outfit" w:hAnsi="Outfit" w:eastAsia="Outfit"/>
-          <w:b w:val="0"/>
-          <w:i w:val="0"/>
-          <w:color w:val="1A1A1A"/>
-          <w:sz w:val="22"/>
-        </w:rPr>
-        <w:t>640 px altında buton tam genişliğe açılmalıdır.</w:t>
-      </w:r>
-    </w:p>
-    <w:p>
-      <w:pPr>
-        <w:pStyle w:val="ListBullet"/>
-        <w:spacing w:after="40"/>
-        <w:ind w:left="360"/>
-      </w:pPr>
-      <w:r>
-        <w:rPr>
-          <w:rFonts w:ascii="Outfit" w:hAnsi="Outfit" w:eastAsia="Outfit"/>
-          <w:b w:val="0"/>
-          <w:i w:val="0"/>
-          <w:color w:val="1A1A1A"/>
-          <w:sz w:val="22"/>
-        </w:rPr>
-        <w:t>Butona min-height:44px verilmelidir; script geç yüklendiğinde sayfa kaymamalı, dokunma alanı korunmalıdır.</w:t>
-      </w:r>
-    </w:p>
-    <w:p>
-      <w:pPr>
-        <w:spacing w:after="40"/>
-        <w:ind w:left="360"/>
-      </w:pPr>
-      <w:r>
-        <w:rPr>
-          <w:rFonts w:ascii="Outfit" w:hAnsi="Outfit" w:eastAsia="Outfit"/>
-          <w:b/>
-          <w:i w:val="0"/>
-          <w:color w:val="E85F36"/>
-          <w:sz w:val="22"/>
-        </w:rPr>
-        <w:t>Örnek:</w:t>
-      </w:r>
-    </w:p>
-    <w:p>
-      <w:pPr>
-        <w:spacing w:after="0" w:line="240" w:lineRule="auto"/>
-        <w:ind w:left="360"/>
-      </w:pPr>
-      <w:r>
-        <w:rPr>
-          <w:rFonts w:ascii="Consolas" w:hAnsi="Consolas" w:eastAsia="Consolas"/>
-          <w:color w:val="1A1A1A"/>
-          <w:sz w:val="19"/>
-        </w:rPr>
-        <w:t>.tcps{--bg:#164193;--ink:#FFFFFF;--sub:#C6D3EA;--line:rgba(255,255,255,.20);</w:t>
-      </w:r>
-    </w:p>
-    <w:p>
-      <w:pPr>
-        <w:spacing w:after="0" w:line="240" w:lineRule="auto"/>
-        <w:ind w:left="360"/>
-      </w:pPr>
-      <w:r>
-        <w:rPr>
-          <w:rFonts w:ascii="Consolas" w:hAnsi="Consolas" w:eastAsia="Consolas"/>
-          <w:color w:val="1A1A1A"/>
-          <w:sz w:val="19"/>
-        </w:rPr>
-        <w:t xml:space="preserve">  display:flex;flex-wrap:wrap;align-items:center;gap:20px;margin:28px 0;padding:20px 24px;</w:t>
-      </w:r>
-    </w:p>
-    <w:p>
-      <w:pPr>
-        <w:spacing w:after="0" w:line="240" w:lineRule="auto"/>
-        <w:ind w:left="360"/>
-      </w:pPr>
-      <w:r>
-        <w:rPr>
-          <w:rFonts w:ascii="Consolas" w:hAnsi="Consolas" w:eastAsia="Consolas"/>
-          <w:color w:val="1A1A1A"/>
-          <w:sz w:val="19"/>
-        </w:rPr>
-        <w:t xml:space="preserve">  background:var(--bg);border:1px solid var(--line);border-radius:12px;</w:t>
-      </w:r>
-    </w:p>
-    <w:p>
-      <w:pPr>
-        <w:spacing w:after="0" w:line="240" w:lineRule="auto"/>
-        <w:ind w:left="360"/>
-      </w:pPr>
-      <w:r>
-        <w:rPr>
-          <w:rFonts w:ascii="Consolas" w:hAnsi="Consolas" w:eastAsia="Consolas"/>
-          <w:color w:val="1A1A1A"/>
-          <w:sz w:val="19"/>
-        </w:rPr>
-        <w:t xml:space="preserve">  font-family:greycliff,system-ui,-apple-system,Arial,sans-serif;color:var(--ink);box-sizing:border-box}</w:t>
-      </w:r>
-    </w:p>
-    <w:p>
-      <w:pPr>
-        <w:spacing w:after="0" w:line="240" w:lineRule="auto"/>
-        <w:ind w:left="360"/>
-      </w:pPr>
-      <w:r>
-        <w:rPr>
-          <w:rFonts w:ascii="Consolas" w:hAnsi="Consolas" w:eastAsia="Consolas"/>
-          <w:color w:val="1A1A1A"/>
-          <w:sz w:val="19"/>
-        </w:rPr>
-        <w:t>.tcps *{box-sizing:border-box}</w:t>
-      </w:r>
-    </w:p>
-    <w:p>
-      <w:pPr>
-        <w:spacing w:after="0" w:line="240" w:lineRule="auto"/>
-        <w:ind w:left="360"/>
-      </w:pPr>
-      <w:r>
-        <w:rPr>
-          <w:rFonts w:ascii="Consolas" w:hAnsi="Consolas" w:eastAsia="Consolas"/>
-          <w:color w:val="1A1A1A"/>
-          <w:sz w:val="19"/>
-        </w:rPr>
-        <w:t>.tcps__mark{flex:0 0 auto;display:flex;align-items:center;justify-content:center}</w:t>
-      </w:r>
-    </w:p>
-    <w:p>
-      <w:pPr>
-        <w:spacing w:after="0" w:line="240" w:lineRule="auto"/>
-        <w:ind w:left="360"/>
-      </w:pPr>
-      <w:r>
-        <w:rPr>
-          <w:rFonts w:ascii="Consolas" w:hAnsi="Consolas" w:eastAsia="Consolas"/>
-          <w:color w:val="1A1A1A"/>
-          <w:sz w:val="19"/>
-        </w:rPr>
-        <w:t>.tcps__logo{display:block;width:38px;height:38px}</w:t>
-      </w:r>
-    </w:p>
-    <w:p>
-      <w:pPr>
-        <w:spacing w:after="0" w:line="240" w:lineRule="auto"/>
-        <w:ind w:left="360"/>
-      </w:pPr>
-      <w:r>
-        <w:rPr>
-          <w:rFonts w:ascii="Consolas" w:hAnsi="Consolas" w:eastAsia="Consolas"/>
-          <w:color w:val="1A1A1A"/>
-          <w:sz w:val="19"/>
-        </w:rPr>
-        <w:t>.tcps__copy{flex:1 1 200px;min-width:0}</w:t>
-      </w:r>
-    </w:p>
-    <w:p>
-      <w:pPr>
-        <w:spacing w:after="0" w:line="240" w:lineRule="auto"/>
-        <w:ind w:left="360"/>
-      </w:pPr>
-      <w:r>
-        <w:rPr>
-          <w:rFonts w:ascii="Consolas" w:hAnsi="Consolas" w:eastAsia="Consolas"/>
-          <w:color w:val="1A1A1A"/>
-          <w:sz w:val="19"/>
-        </w:rPr>
-        <w:t>.tcps__ttl{display:block;font-size:17px;line-height:1.35;</w:t>
-      </w:r>
-    </w:p>
-    <w:p>
-      <w:pPr>
-        <w:spacing w:after="0" w:line="240" w:lineRule="auto"/>
-        <w:ind w:left="360"/>
-      </w:pPr>
-      <w:r>
-        <w:rPr>
-          <w:rFonts w:ascii="Consolas" w:hAnsi="Consolas" w:eastAsia="Consolas"/>
-          <w:color w:val="1A1A1A"/>
-          <w:sz w:val="19"/>
-        </w:rPr>
-        <w:t xml:space="preserve">  font-weight:700;letter-spacing:-.01em}</w:t>
-      </w:r>
-    </w:p>
-    <w:p>
-      <w:pPr>
-        <w:spacing w:after="0" w:line="240" w:lineRule="auto"/>
-        <w:ind w:left="360"/>
-      </w:pPr>
-      <w:r>
-        <w:rPr>
-          <w:rFonts w:ascii="Consolas" w:hAnsi="Consolas" w:eastAsia="Consolas"/>
-          <w:color w:val="1A1A1A"/>
-          <w:sz w:val="19"/>
-        </w:rPr>
-        <w:t>.tcps__sub{display:block;margin-top:5px;font-size:14.5px;</w:t>
-      </w:r>
-    </w:p>
-    <w:p>
-      <w:pPr>
-        <w:spacing w:after="0" w:line="240" w:lineRule="auto"/>
-        <w:ind w:left="360"/>
-      </w:pPr>
-      <w:r>
-        <w:rPr>
-          <w:rFonts w:ascii="Consolas" w:hAnsi="Consolas" w:eastAsia="Consolas"/>
-          <w:color w:val="1A1A1A"/>
-          <w:sz w:val="19"/>
-        </w:rPr>
-        <w:t xml:space="preserve">  line-height:1.5;color:var(--sub)}</w:t>
-      </w:r>
-    </w:p>
-    <w:p>
-      <w:pPr>
-        <w:spacing w:after="0" w:line="240" w:lineRule="auto"/>
-        <w:ind w:left="360"/>
-      </w:pPr>
-      <w:r>
-        <w:rPr>
-          <w:rFonts w:ascii="Consolas" w:hAnsi="Consolas" w:eastAsia="Consolas"/>
-          <w:color w:val="1A1A1A"/>
-          <w:sz w:val="19"/>
-        </w:rPr>
-        <w:t>.tcps__act{flex:0 0 auto;margin-left:auto;min-height:44px;</w:t>
-      </w:r>
-    </w:p>
-    <w:p>
-      <w:pPr>
-        <w:spacing w:after="0" w:line="240" w:lineRule="auto"/>
-        <w:ind w:left="360"/>
-      </w:pPr>
-      <w:r>
-        <w:rPr>
-          <w:rFonts w:ascii="Consolas" w:hAnsi="Consolas" w:eastAsia="Consolas"/>
-          <w:color w:val="1A1A1A"/>
-          <w:sz w:val="19"/>
-        </w:rPr>
-        <w:t xml:space="preserve">  display:flex;align-items:center}</w:t>
-      </w:r>
-    </w:p>
-    <w:p>
-      <w:pPr>
-        <w:spacing w:after="0" w:line="240" w:lineRule="auto"/>
-        <w:ind w:left="360"/>
-      </w:pPr>
-      <w:r>
-        <w:rPr>
-          <w:rFonts w:ascii="Consolas" w:hAnsi="Consolas" w:eastAsia="Consolas"/>
-          <w:color w:val="1A1A1A"/>
-          <w:sz w:val="19"/>
-        </w:rPr>
-        <w:t>@media (max-width:640px){</w:t>
-      </w:r>
-    </w:p>
-    <w:p>
-      <w:pPr>
-        <w:spacing w:after="0" w:line="240" w:lineRule="auto"/>
-        <w:ind w:left="360"/>
-      </w:pPr>
-      <w:r>
-        <w:rPr>
-          <w:rFonts w:ascii="Consolas" w:hAnsi="Consolas" w:eastAsia="Consolas"/>
-          <w:color w:val="1A1A1A"/>
-          <w:sz w:val="19"/>
-        </w:rPr>
-        <w:t xml:space="preserve">  .tcps{gap:14px}</w:t>
-      </w:r>
-    </w:p>
-    <w:p>
-      <w:pPr>
-        <w:spacing w:after="0" w:line="240" w:lineRule="auto"/>
-        <w:ind w:left="360"/>
-      </w:pPr>
-      <w:r>
-        <w:rPr>
-          <w:rFonts w:ascii="Consolas" w:hAnsi="Consolas" w:eastAsia="Consolas"/>
-          <w:color w:val="1A1A1A"/>
-          <w:sz w:val="19"/>
-        </w:rPr>
-        <w:t xml:space="preserve">  .tcps__act{margin-left:0;width:100%}</w:t>
-      </w:r>
-    </w:p>
-    <w:p>
-      <w:pPr>
-        <w:spacing w:after="0" w:line="240" w:lineRule="auto"/>
-        <w:ind w:left="360"/>
-      </w:pPr>
-      <w:r>
-        <w:rPr>
-          <w:rFonts w:ascii="Consolas" w:hAnsi="Consolas" w:eastAsia="Consolas"/>
-          <w:color w:val="1A1A1A"/>
-          <w:sz w:val="19"/>
-        </w:rPr>
-        <w:t>}</w:t>
+        <w:t>Dar ekranda öğeler alt satıra inmekte, 640 px altında buton tam genişliğe açılmaktadır; kodda bu davranış tanımlıdır.</w:t>
       </w:r>
     </w:p>
     <w:p>
@@ -1654,7 +629,7 @@
           <w:color w:val="10332F"/>
           <w:sz w:val="24"/>
         </w:rPr>
-        <w:t>4. Ölçüm</w:t>
+        <w:t>3. Ölçüm</w:t>
       </w:r>
     </w:p>
     <w:p>
@@ -1747,123 +722,6 @@
           <w:sz w:val="22"/>
         </w:rPr>
         <w:t>GA4 Keşif ekranında boyut olarak Link ID, metrik olarak Olay sayısı seçilir; Olay adı click ve Link ID preferred-source-link filtresi uygulanır. Sayfa kırılımı için Sayfa yolu boyutu eklenir.</w:t>
-      </w:r>
-    </w:p>
-    <w:p>
-      <w:pPr>
-        <w:pStyle w:val="Heading2"/>
-      </w:pPr>
-      <w:r>
-        <w:rPr>
-          <w:rFonts w:ascii="Outfit" w:hAnsi="Outfit" w:eastAsia="Outfit"/>
-          <w:b/>
-          <w:i w:val="0"/>
-          <w:color w:val="10332F"/>
-          <w:sz w:val="24"/>
-        </w:rPr>
-        <w:t>5. Erişilebilirlik ve kontrast kontrolü</w:t>
-      </w:r>
-    </w:p>
-    <w:p>
-      <w:r>
-        <w:rPr>
-          <w:rFonts w:ascii="Outfit" w:hAnsi="Outfit" w:eastAsia="Outfit"/>
-          <w:b/>
-          <w:i w:val="0"/>
-          <w:color w:val="E85F36"/>
-          <w:sz w:val="22"/>
-        </w:rPr>
-        <w:t>Mevcut durum:</w:t>
-      </w:r>
-      <w:r>
-        <w:rPr>
-          <w:rFonts w:ascii="Outfit" w:hAnsi="Outfit" w:eastAsia="Outfit"/>
-          <w:b w:val="0"/>
-          <w:i w:val="0"/>
-          <w:color w:val="1A1A1A"/>
-          <w:sz w:val="22"/>
-        </w:rPr>
-        <w:t xml:space="preserve"> Kart yeni bir bileşen olduğundan mevcut kontrol listelerinde yer almamaktadır.</w:t>
-      </w:r>
-    </w:p>
-    <w:p>
-      <w:r>
-        <w:rPr>
-          <w:rFonts w:ascii="Outfit" w:hAnsi="Outfit" w:eastAsia="Outfit"/>
-          <w:b/>
-          <w:i w:val="0"/>
-          <w:color w:val="E85F36"/>
-          <w:sz w:val="22"/>
-        </w:rPr>
-        <w:t>Talep edilen değişiklik:</w:t>
-      </w:r>
-    </w:p>
-    <w:p>
-      <w:pPr>
-        <w:pStyle w:val="ListBullet"/>
-        <w:spacing w:after="40"/>
-        <w:ind w:left="360"/>
-      </w:pPr>
-      <w:r>
-        <w:rPr>
-          <w:rFonts w:ascii="Outfit" w:hAnsi="Outfit" w:eastAsia="Outfit"/>
-          <w:b w:val="0"/>
-          <w:i w:val="0"/>
-          <w:color w:val="1A1A1A"/>
-          <w:sz w:val="22"/>
-        </w:rPr>
-        <w:t>Logo görselinin alt metni marka adını taşımalıdır.</w:t>
-      </w:r>
-    </w:p>
-    <w:p>
-      <w:pPr>
-        <w:pStyle w:val="ListBullet"/>
-        <w:spacing w:after="40"/>
-        <w:ind w:left="360"/>
-      </w:pPr>
-      <w:r>
-        <w:rPr>
-          <w:rFonts w:ascii="Outfit" w:hAnsi="Outfit" w:eastAsia="Outfit"/>
-          <w:b w:val="0"/>
-          <w:i w:val="0"/>
-          <w:color w:val="1A1A1A"/>
-          <w:sz w:val="22"/>
-        </w:rPr>
-        <w:t>Kart metniyle zemini arasındaki kontrast oranı en az 4.5:1, buton ile kart arasındaki ayrışma en az 2:1 olmalıdır.</w:t>
-      </w:r>
-    </w:p>
-    <w:p>
-      <w:pPr>
-        <w:pStyle w:val="ListBullet"/>
-        <w:spacing w:after="40"/>
-        <w:ind w:left="360"/>
-      </w:pPr>
-      <w:r>
-        <w:rPr>
-          <w:rFonts w:ascii="Outfit" w:hAnsi="Outfit" w:eastAsia="Outfit"/>
-          <w:b w:val="0"/>
-          <w:i w:val="0"/>
-          <w:color w:val="1A1A1A"/>
-          <w:sz w:val="22"/>
-        </w:rPr>
-        <w:t>Butonun dokunma alanı en az 44 px yükseklikte olmalıdır.</w:t>
-      </w:r>
-    </w:p>
-    <w:p>
-      <w:pPr>
-        <w:pStyle w:val="ListBullet"/>
-        <w:spacing w:after="40"/>
-        <w:ind w:left="360"/>
-      </w:pPr>
-      <w:r>
-        <w:rPr>
-          <w:rFonts w:ascii="Outfit" w:hAnsi="Outfit" w:eastAsia="Outfit"/>
-          <w:b w:val="0"/>
-          <w:i w:val="0"/>
-          <w:color w:val="1A1A1A"/>
-          <w:sz w:val="22"/>
-        </w:rPr>
-        <w:t>Hareketli çerçeve tercih edilirse prefers-reduced-motion açıkken animasyon durmalıdır.</w:t>
       </w:r>
     </w:p>
     <w:p>
